--- a/fuentes/CFA5_228144_DU.docx
+++ b/fuentes/CFA5_228144_DU.docx
@@ -11249,17 +11249,14 @@
           </w:tcPr>
           <w:p>
             <w:pPr>
+              <w:pStyle w:val="TextoTablas"/>
               <w:rPr>
-                <w:b/>
-                <w:sz w:val="24"/>
-                <w:lang w:val="es-ES_tradnl" w:eastAsia="es-CO"/>
+                <w:lang w:val="es-ES_tradnl"/>
               </w:rPr>
             </w:pPr>
             <w:r>
               <w:rPr>
-                <w:b/>
-                <w:sz w:val="24"/>
-                <w:lang w:val="es-ES_tradnl" w:eastAsia="es-CO"/>
+                <w:lang w:val="es-ES_tradnl"/>
               </w:rPr>
               <w:t>Nombre</w:t>
             </w:r>
@@ -11272,17 +11269,14 @@
           </w:tcPr>
           <w:p>
             <w:pPr>
+              <w:pStyle w:val="TextoTablas"/>
               <w:rPr>
-                <w:b/>
-                <w:sz w:val="24"/>
-                <w:lang w:val="es-ES_tradnl" w:eastAsia="es-CO"/>
+                <w:lang w:val="es-ES_tradnl"/>
               </w:rPr>
             </w:pPr>
             <w:r>
               <w:rPr>
-                <w:b/>
-                <w:sz w:val="24"/>
-                <w:lang w:val="es-ES_tradnl" w:eastAsia="es-CO"/>
+                <w:lang w:val="es-ES_tradnl"/>
               </w:rPr>
               <w:t>Cargo</w:t>
             </w:r>
@@ -11295,18 +11289,14 @@
           </w:tcPr>
           <w:p>
             <w:pPr>
-              <w:ind w:firstLine="0"/>
+              <w:pStyle w:val="TextoTablas"/>
               <w:rPr>
-                <w:b/>
-                <w:sz w:val="24"/>
-                <w:lang w:val="es-ES_tradnl" w:eastAsia="es-CO"/>
+                <w:lang w:val="es-ES_tradnl"/>
               </w:rPr>
             </w:pPr>
             <w:r>
               <w:rPr>
-                <w:b/>
-                <w:sz w:val="24"/>
-                <w:lang w:val="es-ES_tradnl" w:eastAsia="es-CO"/>
+                <w:lang w:val="es-ES_tradnl"/>
               </w:rPr>
               <w:t>Centro de Formación y Regional</w:t>
             </w:r>
@@ -11324,18 +11314,14 @@
           </w:tcPr>
           <w:p>
             <w:pPr>
-              <w:ind w:firstLine="0"/>
+              <w:pStyle w:val="TextoTablas"/>
               <w:rPr>
                 <w:rFonts w:asciiTheme="minorHAnsi" w:hAnsiTheme="minorHAnsi" w:cstheme="minorHAnsi"/>
-                <w:sz w:val="24"/>
                 <w:szCs w:val="24"/>
-                <w:lang w:val="es-ES" w:eastAsia="es-CO"/>
+                <w:lang w:val="es-ES"/>
               </w:rPr>
             </w:pPr>
             <w:r>
-              <w:rPr>
-                <w:sz w:val="24"/>
-              </w:rPr>
               <w:t>Claudia Johanna Gómez Pérez</w:t>
             </w:r>
           </w:p>
@@ -11347,18 +11333,14 @@
           </w:tcPr>
           <w:p>
             <w:pPr>
-              <w:ind w:firstLine="0"/>
+              <w:pStyle w:val="TextoTablas"/>
               <w:rPr>
                 <w:rFonts w:asciiTheme="minorHAnsi" w:hAnsiTheme="minorHAnsi" w:cstheme="minorHAnsi"/>
-                <w:sz w:val="24"/>
                 <w:szCs w:val="24"/>
-                <w:lang w:val="es-ES_tradnl" w:eastAsia="es-CO"/>
+                <w:lang w:val="es-ES_tradnl"/>
               </w:rPr>
             </w:pPr>
             <w:r>
-              <w:rPr>
-                <w:sz w:val="24"/>
-              </w:rPr>
               <w:t>Profesional G06. Responsable Ecosistema de Recursos Educativos Digitales (RED)</w:t>
             </w:r>
           </w:p>
@@ -11370,18 +11352,14 @@
           </w:tcPr>
           <w:p>
             <w:pPr>
-              <w:ind w:firstLine="0"/>
+              <w:pStyle w:val="TextoTablas"/>
               <w:rPr>
                 <w:rFonts w:asciiTheme="minorHAnsi" w:hAnsiTheme="minorHAnsi" w:cstheme="minorHAnsi"/>
-                <w:sz w:val="24"/>
                 <w:szCs w:val="24"/>
-                <w:lang w:val="es-ES_tradnl" w:eastAsia="es-CO"/>
+                <w:lang w:val="es-ES_tradnl"/>
               </w:rPr>
             </w:pPr>
             <w:r>
-              <w:rPr>
-                <w:sz w:val="24"/>
-              </w:rPr>
               <w:t>Centro Agroturístico - Regional Santander</w:t>
             </w:r>
           </w:p>
@@ -11394,32 +11372,22 @@
           </w:tcPr>
           <w:p>
             <w:pPr>
-              <w:ind w:firstLine="0"/>
+              <w:pStyle w:val="TextoTablas"/>
               <w:rPr>
                 <w:rFonts w:asciiTheme="minorHAnsi" w:hAnsiTheme="minorHAnsi" w:cstheme="minorHAnsi"/>
-                <w:sz w:val="24"/>
                 <w:szCs w:val="24"/>
-                <w:lang w:val="es-ES" w:eastAsia="es-CO"/>
+                <w:lang w:val="es-ES"/>
               </w:rPr>
             </w:pPr>
             <w:r>
-              <w:rPr>
-                <w:sz w:val="24"/>
-              </w:rPr>
               <w:t xml:space="preserve">Diana Rocío </w:t>
             </w:r>
             <w:proofErr w:type="spellStart"/>
             <w:r>
-              <w:rPr>
-                <w:sz w:val="24"/>
-              </w:rPr>
               <w:t>Possos</w:t>
             </w:r>
             <w:proofErr w:type="spellEnd"/>
             <w:r>
-              <w:rPr>
-                <w:sz w:val="24"/>
-              </w:rPr>
               <w:t xml:space="preserve"> Beltrán</w:t>
             </w:r>
           </w:p>
@@ -11430,18 +11398,14 @@
           </w:tcPr>
           <w:p>
             <w:pPr>
-              <w:ind w:firstLine="0"/>
+              <w:pStyle w:val="TextoTablas"/>
               <w:rPr>
                 <w:rFonts w:asciiTheme="minorHAnsi" w:hAnsiTheme="minorHAnsi" w:cstheme="minorHAnsi"/>
-                <w:sz w:val="24"/>
                 <w:szCs w:val="24"/>
-                <w:lang w:val="es-ES_tradnl" w:eastAsia="es-CO"/>
+                <w:lang w:val="es-ES_tradnl"/>
               </w:rPr>
             </w:pPr>
             <w:r>
-              <w:rPr>
-                <w:sz w:val="24"/>
-              </w:rPr>
               <w:t>Responsable de línea de producción</w:t>
             </w:r>
           </w:p>
@@ -11452,18 +11416,14 @@
           </w:tcPr>
           <w:p>
             <w:pPr>
-              <w:ind w:firstLine="0"/>
+              <w:pStyle w:val="TextoTablas"/>
               <w:rPr>
                 <w:rFonts w:asciiTheme="minorHAnsi" w:hAnsiTheme="minorHAnsi" w:cstheme="minorHAnsi"/>
-                <w:sz w:val="24"/>
                 <w:szCs w:val="24"/>
-                <w:lang w:val="es-ES_tradnl" w:eastAsia="es-CO"/>
+                <w:lang w:val="es-ES_tradnl"/>
               </w:rPr>
             </w:pPr>
             <w:r>
-              <w:rPr>
-                <w:sz w:val="24"/>
-              </w:rPr>
               <w:t>Centro de Comercio y Servicios - Regional Tolima</w:t>
             </w:r>
           </w:p>
@@ -11480,18 +11440,14 @@
           </w:tcPr>
           <w:p>
             <w:pPr>
-              <w:ind w:firstLine="0"/>
+              <w:pStyle w:val="TextoTablas"/>
               <w:rPr>
                 <w:rFonts w:asciiTheme="minorHAnsi" w:hAnsiTheme="minorHAnsi" w:cstheme="minorHAnsi"/>
-                <w:sz w:val="24"/>
                 <w:szCs w:val="24"/>
-                <w:lang w:val="es-ES" w:eastAsia="es-CO"/>
+                <w:lang w:val="es-ES"/>
               </w:rPr>
             </w:pPr>
             <w:r>
-              <w:rPr>
-                <w:sz w:val="24"/>
-              </w:rPr>
               <w:t>Francisco José Vásquez Suárez</w:t>
             </w:r>
           </w:p>
@@ -11503,24 +11459,19 @@
           </w:tcPr>
           <w:p>
             <w:pPr>
-              <w:ind w:firstLine="0"/>
+              <w:pStyle w:val="TextoTablas"/>
               <w:rPr>
                 <w:rFonts w:asciiTheme="minorHAnsi" w:hAnsiTheme="minorHAnsi" w:cstheme="minorHAnsi"/>
-                <w:sz w:val="24"/>
                 <w:szCs w:val="24"/>
-                <w:lang w:val="es-ES" w:eastAsia="es-CO"/>
+                <w:lang w:val="es-ES"/>
               </w:rPr>
             </w:pPr>
             <w:r>
-              <w:rPr>
-                <w:sz w:val="24"/>
-              </w:rPr>
               <w:t xml:space="preserve">Desarrollador </w:t>
             </w:r>
             <w:r>
               <w:rPr>
                 <w:rStyle w:val="Extranjerismo"/>
-                <w:sz w:val="24"/>
               </w:rPr>
               <w:t>full stack</w:t>
             </w:r>
@@ -11533,18 +11484,14 @@
           </w:tcPr>
           <w:p>
             <w:pPr>
-              <w:ind w:firstLine="0"/>
+              <w:pStyle w:val="TextoTablas"/>
               <w:rPr>
                 <w:rFonts w:asciiTheme="minorHAnsi" w:hAnsiTheme="minorHAnsi" w:cstheme="minorHAnsi"/>
-                <w:sz w:val="24"/>
                 <w:szCs w:val="24"/>
-                <w:lang w:val="es-ES" w:eastAsia="es-CO"/>
+                <w:lang w:val="es-ES"/>
               </w:rPr>
             </w:pPr>
             <w:r>
-              <w:rPr>
-                <w:sz w:val="24"/>
-              </w:rPr>
               <w:t>Centro de Comercio y Servicios - Regional Tolima</w:t>
             </w:r>
           </w:p>
@@ -11557,18 +11504,14 @@
           </w:tcPr>
           <w:p>
             <w:pPr>
-              <w:ind w:firstLine="0"/>
+              <w:pStyle w:val="TextoTablas"/>
               <w:rPr>
                 <w:rFonts w:asciiTheme="minorHAnsi" w:hAnsiTheme="minorHAnsi" w:cstheme="minorHAnsi"/>
-                <w:sz w:val="24"/>
                 <w:szCs w:val="24"/>
-                <w:lang w:val="es-ES" w:eastAsia="es-CO"/>
+                <w:lang w:val="es-ES"/>
               </w:rPr>
             </w:pPr>
             <w:r>
-              <w:rPr>
-                <w:sz w:val="24"/>
-              </w:rPr>
               <w:t>Andrés Felipe Velandia Espitia</w:t>
             </w:r>
           </w:p>
@@ -11579,18 +11522,14 @@
           </w:tcPr>
           <w:p>
             <w:pPr>
-              <w:ind w:firstLine="0"/>
+              <w:pStyle w:val="TextoTablas"/>
               <w:rPr>
                 <w:rFonts w:asciiTheme="minorHAnsi" w:hAnsiTheme="minorHAnsi" w:cstheme="minorHAnsi"/>
-                <w:sz w:val="24"/>
                 <w:szCs w:val="24"/>
-                <w:lang w:val="es-ES" w:eastAsia="es-CO"/>
+                <w:lang w:val="es-ES"/>
               </w:rPr>
             </w:pPr>
             <w:r>
-              <w:rPr>
-                <w:sz w:val="24"/>
-              </w:rPr>
               <w:t>Evaluador instruccional</w:t>
             </w:r>
           </w:p>
@@ -11601,18 +11540,14 @@
           </w:tcPr>
           <w:p>
             <w:pPr>
-              <w:ind w:firstLine="0"/>
+              <w:pStyle w:val="TextoTablas"/>
               <w:rPr>
                 <w:rFonts w:asciiTheme="minorHAnsi" w:hAnsiTheme="minorHAnsi" w:cstheme="minorHAnsi"/>
-                <w:sz w:val="24"/>
                 <w:szCs w:val="24"/>
-                <w:lang w:val="es-ES" w:eastAsia="es-CO"/>
+                <w:lang w:val="es-ES"/>
               </w:rPr>
             </w:pPr>
             <w:r>
-              <w:rPr>
-                <w:sz w:val="24"/>
-              </w:rPr>
               <w:t>Centro de Comercio y Servicios - Regional Tolima</w:t>
             </w:r>
           </w:p>
@@ -11626,18 +11561,14 @@
           </w:tcPr>
           <w:p>
             <w:pPr>
-              <w:ind w:firstLine="0"/>
+              <w:pStyle w:val="TextoTablas"/>
               <w:rPr>
                 <w:rFonts w:asciiTheme="minorHAnsi" w:hAnsiTheme="minorHAnsi" w:cstheme="minorHAnsi"/>
-                <w:sz w:val="24"/>
                 <w:szCs w:val="24"/>
-                <w:lang w:val="es-ES" w:eastAsia="es-CO"/>
+                <w:lang w:val="es-ES"/>
               </w:rPr>
             </w:pPr>
             <w:r>
-              <w:rPr>
-                <w:sz w:val="24"/>
-              </w:rPr>
               <w:t>José Jaime Luis Tang Pinzón</w:t>
             </w:r>
           </w:p>
@@ -11649,18 +11580,14 @@
           </w:tcPr>
           <w:p>
             <w:pPr>
-              <w:ind w:firstLine="0"/>
+              <w:pStyle w:val="TextoTablas"/>
               <w:rPr>
                 <w:rFonts w:asciiTheme="minorHAnsi" w:hAnsiTheme="minorHAnsi" w:cstheme="minorHAnsi"/>
-                <w:sz w:val="24"/>
                 <w:szCs w:val="24"/>
-                <w:lang w:val="es-ES" w:eastAsia="es-CO"/>
+                <w:lang w:val="es-ES"/>
               </w:rPr>
             </w:pPr>
             <w:r>
-              <w:rPr>
-                <w:sz w:val="24"/>
-              </w:rPr>
               <w:t>Diseñador de contenidos digitales</w:t>
             </w:r>
           </w:p>
@@ -11672,18 +11599,14 @@
           </w:tcPr>
           <w:p>
             <w:pPr>
-              <w:ind w:firstLine="0"/>
+              <w:pStyle w:val="TextoTablas"/>
               <w:rPr>
                 <w:rFonts w:asciiTheme="minorHAnsi" w:hAnsiTheme="minorHAnsi" w:cstheme="minorHAnsi"/>
-                <w:sz w:val="24"/>
                 <w:szCs w:val="24"/>
-                <w:lang w:val="es-ES" w:eastAsia="es-CO"/>
+                <w:lang w:val="es-ES"/>
               </w:rPr>
             </w:pPr>
             <w:r>
-              <w:rPr>
-                <w:sz w:val="24"/>
-              </w:rPr>
               <w:t>Centro de Comercio y Servicios - Regional Tolima</w:t>
             </w:r>
           </w:p>
@@ -11696,26 +11619,19 @@
           </w:tcPr>
           <w:p>
             <w:pPr>
-              <w:ind w:firstLine="0"/>
+              <w:pStyle w:val="TextoTablas"/>
               <w:rPr>
                 <w:rFonts w:asciiTheme="minorHAnsi" w:hAnsiTheme="minorHAnsi" w:cstheme="minorHAnsi"/>
-                <w:sz w:val="24"/>
                 <w:szCs w:val="24"/>
-                <w:lang w:val="es-ES" w:eastAsia="es-CO"/>
+                <w:lang w:val="es-ES"/>
               </w:rPr>
             </w:pPr>
             <w:proofErr w:type="spellStart"/>
             <w:r>
-              <w:rPr>
-                <w:sz w:val="24"/>
-              </w:rPr>
               <w:t>Sebastian</w:t>
             </w:r>
             <w:proofErr w:type="spellEnd"/>
             <w:r>
-              <w:rPr>
-                <w:sz w:val="24"/>
-              </w:rPr>
               <w:t xml:space="preserve"> Trujillo Afanador</w:t>
             </w:r>
           </w:p>
@@ -11726,24 +11642,19 @@
           </w:tcPr>
           <w:p>
             <w:pPr>
-              <w:ind w:firstLine="0"/>
+              <w:pStyle w:val="TextoTablas"/>
               <w:rPr>
                 <w:rFonts w:asciiTheme="minorHAnsi" w:hAnsiTheme="minorHAnsi" w:cstheme="minorHAnsi"/>
-                <w:sz w:val="24"/>
                 <w:szCs w:val="24"/>
-                <w:lang w:val="es-ES" w:eastAsia="es-CO"/>
+                <w:lang w:val="es-ES"/>
               </w:rPr>
             </w:pPr>
             <w:r>
-              <w:rPr>
-                <w:sz w:val="24"/>
-              </w:rPr>
               <w:t xml:space="preserve">Desarrollador </w:t>
             </w:r>
             <w:r>
               <w:rPr>
                 <w:rStyle w:val="Extranjerismo"/>
-                <w:sz w:val="24"/>
               </w:rPr>
               <w:t>full stack</w:t>
             </w:r>
@@ -11755,18 +11666,14 @@
           </w:tcPr>
           <w:p>
             <w:pPr>
-              <w:ind w:firstLine="0"/>
+              <w:pStyle w:val="TextoTablas"/>
               <w:rPr>
                 <w:rFonts w:asciiTheme="minorHAnsi" w:hAnsiTheme="minorHAnsi" w:cstheme="minorHAnsi"/>
-                <w:sz w:val="24"/>
                 <w:szCs w:val="24"/>
-                <w:lang w:val="es-ES" w:eastAsia="es-CO"/>
+                <w:lang w:val="es-ES"/>
               </w:rPr>
             </w:pPr>
             <w:r>
-              <w:rPr>
-                <w:sz w:val="24"/>
-              </w:rPr>
               <w:t>Centro de Comercio y Servicios - Regional Tolima</w:t>
             </w:r>
           </w:p>
@@ -11780,25 +11687,18 @@
           </w:tcPr>
           <w:p>
             <w:pPr>
-              <w:ind w:firstLine="0"/>
+              <w:pStyle w:val="TextoTablas"/>
               <w:rPr>
                 <w:rFonts w:asciiTheme="minorHAnsi" w:hAnsiTheme="minorHAnsi" w:cstheme="minorHAnsi"/>
-                <w:sz w:val="24"/>
                 <w:szCs w:val="24"/>
-                <w:lang w:val="es-ES" w:eastAsia="es-CO"/>
+                <w:lang w:val="es-ES"/>
               </w:rPr>
             </w:pPr>
             <w:r>
-              <w:rPr>
-                <w:sz w:val="24"/>
-              </w:rPr>
               <w:t xml:space="preserve">Gilberto Junior Rodríguez </w:t>
             </w:r>
             <w:proofErr w:type="spellStart"/>
             <w:r>
-              <w:rPr>
-                <w:sz w:val="24"/>
-              </w:rPr>
               <w:t>Rodríguez</w:t>
             </w:r>
             <w:proofErr w:type="spellEnd"/>
@@ -11811,18 +11711,14 @@
           </w:tcPr>
           <w:p>
             <w:pPr>
-              <w:ind w:firstLine="0"/>
+              <w:pStyle w:val="TextoTablas"/>
               <w:rPr>
                 <w:rFonts w:asciiTheme="minorHAnsi" w:hAnsiTheme="minorHAnsi" w:cstheme="minorHAnsi"/>
-                <w:sz w:val="24"/>
                 <w:szCs w:val="24"/>
-                <w:lang w:val="es-ES" w:eastAsia="es-CO"/>
+                <w:lang w:val="es-ES"/>
               </w:rPr>
             </w:pPr>
             <w:r>
-              <w:rPr>
-                <w:sz w:val="24"/>
-              </w:rPr>
               <w:t>Animador y productor audiovisual</w:t>
             </w:r>
           </w:p>
@@ -11834,98 +11730,14 @@
           </w:tcPr>
           <w:p>
             <w:pPr>
-              <w:ind w:firstLine="0"/>
+              <w:pStyle w:val="TextoTablas"/>
               <w:rPr>
                 <w:rFonts w:asciiTheme="minorHAnsi" w:hAnsiTheme="minorHAnsi" w:cstheme="minorHAnsi"/>
-                <w:sz w:val="24"/>
                 <w:szCs w:val="24"/>
-                <w:lang w:val="es-ES" w:eastAsia="es-CO"/>
+                <w:lang w:val="es-ES"/>
               </w:rPr>
             </w:pPr>
             <w:r>
-              <w:rPr>
-                <w:sz w:val="24"/>
-              </w:rPr>
-              <w:t>Centro de Comercio y Servicios - Regional Tolima</w:t>
-            </w:r>
-          </w:p>
-        </w:tc>
-      </w:tr>
-      <w:tr>
-        <w:tc>
-          <w:tcPr>
-            <w:tcW w:w="2830" w:type="dxa"/>
-          </w:tcPr>
-          <w:p>
-            <w:pPr>
-              <w:ind w:firstLine="0"/>
-              <w:rPr>
-                <w:rFonts w:asciiTheme="minorHAnsi" w:hAnsiTheme="minorHAnsi" w:cstheme="minorHAnsi"/>
-                <w:sz w:val="24"/>
-                <w:szCs w:val="24"/>
-                <w:lang w:val="es-ES" w:eastAsia="es-CO"/>
-              </w:rPr>
-            </w:pPr>
-            <w:r>
-              <w:rPr>
-                <w:sz w:val="24"/>
-              </w:rPr>
-              <w:t>María Fernanda Pineda Mora</w:t>
-            </w:r>
-          </w:p>
-        </w:tc>
-        <w:tc>
-          <w:tcPr>
-            <w:tcW w:w="3261" w:type="dxa"/>
-          </w:tcPr>
-          <w:p>
-            <w:pPr>
-              <w:ind w:firstLine="0"/>
-              <w:rPr>
-                <w:rFonts w:asciiTheme="minorHAnsi" w:hAnsiTheme="minorHAnsi" w:cstheme="minorHAnsi"/>
-                <w:sz w:val="24"/>
-                <w:szCs w:val="24"/>
-                <w:lang w:val="es-ES" w:eastAsia="es-CO"/>
-              </w:rPr>
-            </w:pPr>
-            <w:r>
-              <w:rPr>
-                <w:sz w:val="24"/>
-              </w:rPr>
-              <w:t>Evaluador</w:t>
-            </w:r>
-            <w:r>
-              <w:rPr>
-                <w:sz w:val="24"/>
-              </w:rPr>
-              <w:t>a</w:t>
-            </w:r>
-            <w:r>
-              <w:rPr>
-                <w:sz w:val="24"/>
-              </w:rPr>
-              <w:t xml:space="preserve"> de contenidos inclusivos y accesibles</w:t>
-            </w:r>
-          </w:p>
-        </w:tc>
-        <w:tc>
-          <w:tcPr>
-            <w:tcW w:w="3969" w:type="dxa"/>
-          </w:tcPr>
-          <w:p>
-            <w:pPr>
-              <w:ind w:firstLine="0"/>
-              <w:rPr>
-                <w:rFonts w:asciiTheme="minorHAnsi" w:hAnsiTheme="minorHAnsi" w:cstheme="minorHAnsi"/>
-                <w:sz w:val="24"/>
-                <w:szCs w:val="24"/>
-                <w:lang w:val="es-ES" w:eastAsia="es-CO"/>
-              </w:rPr>
-            </w:pPr>
-            <w:r>
-              <w:rPr>
-                <w:sz w:val="24"/>
-              </w:rPr>
               <w:t>Centro de Comercio y Servicios - Regional Tolima</w:t>
             </w:r>
           </w:p>
@@ -11939,18 +11751,120 @@
           </w:tcPr>
           <w:p>
             <w:pPr>
-              <w:ind w:firstLine="0"/>
+              <w:pStyle w:val="TextoTablas"/>
+            </w:pPr>
+            <w:r>
+              <w:t>Jorge Eduardo Rueda Peña</w:t>
+            </w:r>
+          </w:p>
+        </w:tc>
+        <w:tc>
+          <w:tcPr>
+            <w:tcW w:w="3261" w:type="dxa"/>
+            <w:shd w:val="clear" w:color="auto" w:fill="F2F2F2" w:themeFill="background1" w:themeFillShade="F2"/>
+          </w:tcPr>
+          <w:p>
+            <w:pPr>
+              <w:pStyle w:val="TextoTablas"/>
+            </w:pPr>
+            <w:r>
+              <w:t>Evaluador de contenidos inclusivos y accesibles</w:t>
+            </w:r>
+          </w:p>
+        </w:tc>
+        <w:tc>
+          <w:tcPr>
+            <w:tcW w:w="3969" w:type="dxa"/>
+            <w:shd w:val="clear" w:color="auto" w:fill="F2F2F2" w:themeFill="background1" w:themeFillShade="F2"/>
+          </w:tcPr>
+          <w:p>
+            <w:pPr>
+              <w:pStyle w:val="TextoTablas"/>
+            </w:pPr>
+            <w:r>
+              <w:t>Centro de Comercio y Servicios - Regional Tolima</w:t>
+            </w:r>
+          </w:p>
+        </w:tc>
+      </w:tr>
+      <w:tr>
+        <w:tc>
+          <w:tcPr>
+            <w:tcW w:w="2830" w:type="dxa"/>
+          </w:tcPr>
+          <w:p>
+            <w:pPr>
+              <w:pStyle w:val="TextoTablas"/>
               <w:rPr>
                 <w:rFonts w:asciiTheme="minorHAnsi" w:hAnsiTheme="minorHAnsi" w:cstheme="minorHAnsi"/>
-                <w:sz w:val="24"/>
                 <w:szCs w:val="24"/>
-                <w:lang w:val="es-ES_tradnl" w:eastAsia="es-CO"/>
+                <w:lang w:val="es-ES"/>
               </w:rPr>
             </w:pPr>
             <w:r>
+              <w:t>María Fernanda Pineda Mora</w:t>
+            </w:r>
+          </w:p>
+        </w:tc>
+        <w:tc>
+          <w:tcPr>
+            <w:tcW w:w="3261" w:type="dxa"/>
+          </w:tcPr>
+          <w:p>
+            <w:pPr>
+              <w:pStyle w:val="TextoTablas"/>
               <w:rPr>
-                <w:sz w:val="24"/>
+                <w:rFonts w:asciiTheme="minorHAnsi" w:hAnsiTheme="minorHAnsi" w:cstheme="minorHAnsi"/>
+                <w:szCs w:val="24"/>
+                <w:lang w:val="es-ES"/>
               </w:rPr>
+            </w:pPr>
+            <w:r>
+              <w:t>Evaluador</w:t>
+            </w:r>
+            <w:r>
+              <w:t>a</w:t>
+            </w:r>
+            <w:r>
+              <w:t xml:space="preserve"> de contenidos inclusivos y accesibles</w:t>
+            </w:r>
+          </w:p>
+        </w:tc>
+        <w:tc>
+          <w:tcPr>
+            <w:tcW w:w="3969" w:type="dxa"/>
+          </w:tcPr>
+          <w:p>
+            <w:pPr>
+              <w:pStyle w:val="TextoTablas"/>
+              <w:rPr>
+                <w:rFonts w:asciiTheme="minorHAnsi" w:hAnsiTheme="minorHAnsi" w:cstheme="minorHAnsi"/>
+                <w:szCs w:val="24"/>
+                <w:lang w:val="es-ES"/>
+              </w:rPr>
+            </w:pPr>
+            <w:r>
+              <w:t>Centro de Comercio y Servicios - Regional Tolima</w:t>
+            </w:r>
+          </w:p>
+        </w:tc>
+      </w:tr>
+      <w:tr>
+        <w:tc>
+          <w:tcPr>
+            <w:tcW w:w="2830" w:type="dxa"/>
+            <w:shd w:val="clear" w:color="auto" w:fill="F2F2F2" w:themeFill="background1" w:themeFillShade="F2"/>
+          </w:tcPr>
+          <w:p>
+            <w:pPr>
+              <w:pStyle w:val="TextoTablas"/>
+              <w:rPr>
+                <w:rFonts w:asciiTheme="minorHAnsi" w:hAnsiTheme="minorHAnsi" w:cstheme="minorHAnsi"/>
+                <w:szCs w:val="24"/>
+                <w:lang w:val="es-ES_tradnl"/>
+              </w:rPr>
+            </w:pPr>
+            <w:r>
               <w:t>Jorge Bustos Gómez</w:t>
             </w:r>
           </w:p>
@@ -11962,18 +11876,14 @@
           </w:tcPr>
           <w:p>
             <w:pPr>
-              <w:ind w:firstLine="0"/>
+              <w:pStyle w:val="TextoTablas"/>
               <w:rPr>
                 <w:rFonts w:asciiTheme="minorHAnsi" w:hAnsiTheme="minorHAnsi" w:cstheme="minorHAnsi"/>
-                <w:sz w:val="24"/>
                 <w:szCs w:val="24"/>
-                <w:lang w:val="es-ES_tradnl" w:eastAsia="es-CO"/>
+                <w:lang w:val="es-ES_tradnl"/>
               </w:rPr>
             </w:pPr>
             <w:r>
-              <w:rPr>
-                <w:sz w:val="24"/>
-              </w:rPr>
               <w:t>Validador y vinculador de recursos educativos digitales</w:t>
             </w:r>
           </w:p>
@@ -11985,18 +11895,14 @@
           </w:tcPr>
           <w:p>
             <w:pPr>
-              <w:ind w:firstLine="0"/>
+              <w:pStyle w:val="TextoTablas"/>
               <w:rPr>
                 <w:rFonts w:asciiTheme="minorHAnsi" w:hAnsiTheme="minorHAnsi" w:cstheme="minorHAnsi"/>
-                <w:sz w:val="24"/>
                 <w:szCs w:val="24"/>
-                <w:lang w:val="es-ES_tradnl" w:eastAsia="es-CO"/>
+                <w:lang w:val="es-ES_tradnl"/>
               </w:rPr>
             </w:pPr>
             <w:r>
-              <w:rPr>
-                <w:sz w:val="24"/>
-              </w:rPr>
               <w:t>Centro de Comercio y Servicios - Regional Tolima</w:t>
             </w:r>
           </w:p>
@@ -18052,6 +17958,15 @@
 </file>
 
 <file path=customXml/item1.xml><?xml version="1.0" encoding="utf-8"?>
+<?mso-contentType ?>
+<FormTemplates xmlns="http://schemas.microsoft.com/sharepoint/v3/contenttype/forms">
+  <Display>DocumentLibraryForm</Display>
+  <Edit>DocumentLibraryForm</Edit>
+  <New>DocumentLibraryForm</New>
+</FormTemplates>
+</file>
+
+<file path=customXml/item2.xml><?xml version="1.0" encoding="utf-8"?>
 <p:properties xmlns:p="http://schemas.microsoft.com/office/2006/metadata/properties" xmlns:xsi="http://www.w3.org/2001/XMLSchema-instance" xmlns:pc="http://schemas.microsoft.com/office/infopath/2007/PartnerControls">
   <documentManagement>
     <TaxCatchAll xmlns="13c90a0b-73bc-4dc0-be5f-28d77b615beb" xsi:nil="true"/>
@@ -18062,16 +17977,11 @@
 </p:properties>
 </file>
 
-<file path=customXml/item2.xml><?xml version="1.0" encoding="utf-8"?>
-<?mso-contentType ?>
-<FormTemplates xmlns="http://schemas.microsoft.com/sharepoint/v3/contenttype/forms">
-  <Display>DocumentLibraryForm</Display>
-  <Edit>DocumentLibraryForm</Edit>
-  <New>DocumentLibraryForm</New>
-</FormTemplates>
+<file path=customXml/item3.xml><?xml version="1.0" encoding="utf-8"?>
+<b:Sources xmlns:b="http://schemas.openxmlformats.org/officeDocument/2006/bibliography" xmlns="http://schemas.openxmlformats.org/officeDocument/2006/bibliography" SelectedStyle="\APASixthEditionOfficeOnline.xsl" StyleName="APA" Version="6"/>
 </file>
 
-<file path=customXml/item3.xml><?xml version="1.0" encoding="utf-8"?>
+<file path=customXml/item4.xml><?xml version="1.0" encoding="utf-8"?>
 <ct:contentTypeSchema xmlns:ct="http://schemas.microsoft.com/office/2006/metadata/contentType" xmlns:ma="http://schemas.microsoft.com/office/2006/metadata/properties/metaAttributes" ct:_="" ma:_="" ma:contentTypeName="Documento" ma:contentTypeID="0x0101006A81D6BD42E8DF4C91013959704817E1" ma:contentTypeVersion="15" ma:contentTypeDescription="Crear nuevo documento." ma:contentTypeScope="" ma:versionID="bf4f72ffd194f0963ff564daca6869f7">
   <xsd:schema xmlns:xsd="http://www.w3.org/2001/XMLSchema" xmlns:xs="http://www.w3.org/2001/XMLSchema" xmlns:p="http://schemas.microsoft.com/office/2006/metadata/properties" xmlns:ns2="13c90a0b-73bc-4dc0-be5f-28d77b615beb" xmlns:ns3="13c93bba-48ce-428c-bfe5-88b42c19b028" targetNamespace="http://schemas.microsoft.com/office/2006/metadata/properties" ma:root="true" ma:fieldsID="8718d6f4873a5b1392a45044efa78385" ns2:_="" ns3:_="">
     <xsd:import namespace="13c90a0b-73bc-4dc0-be5f-28d77b615beb"/>
@@ -18306,11 +18216,15 @@
 </ct:contentTypeSchema>
 </file>
 
-<file path=customXml/item4.xml><?xml version="1.0" encoding="utf-8"?>
-<b:Sources xmlns:b="http://schemas.openxmlformats.org/officeDocument/2006/bibliography" xmlns="http://schemas.openxmlformats.org/officeDocument/2006/bibliography" SelectedStyle="\APASixthEditionOfficeOnline.xsl" StyleName="APA" Version="6"/>
+<file path=customXml/itemProps1.xml><?xml version="1.0" encoding="utf-8"?>
+<ds:datastoreItem xmlns:ds="http://schemas.openxmlformats.org/officeDocument/2006/customXml" ds:itemID="{DBA27680-D450-4F07-A2FA-35F3246C1112}">
+  <ds:schemaRefs>
+    <ds:schemaRef ds:uri="http://schemas.microsoft.com/sharepoint/v3/contenttype/forms"/>
+  </ds:schemaRefs>
+</ds:datastoreItem>
 </file>
 
-<file path=customXml/itemProps1.xml><?xml version="1.0" encoding="utf-8"?>
+<file path=customXml/itemProps2.xml><?xml version="1.0" encoding="utf-8"?>
 <ds:datastoreItem xmlns:ds="http://schemas.openxmlformats.org/officeDocument/2006/customXml" ds:itemID="{624E9F60-0C9F-412A-A057-AB0D9093E6D5}">
   <ds:schemaRefs>
     <ds:schemaRef ds:uri="http://schemas.microsoft.com/office/2006/metadata/properties"/>
@@ -18321,15 +18235,15 @@
 </ds:datastoreItem>
 </file>
 
-<file path=customXml/itemProps2.xml><?xml version="1.0" encoding="utf-8"?>
-<ds:datastoreItem xmlns:ds="http://schemas.openxmlformats.org/officeDocument/2006/customXml" ds:itemID="{DBA27680-D450-4F07-A2FA-35F3246C1112}">
+<file path=customXml/itemProps3.xml><?xml version="1.0" encoding="utf-8"?>
+<ds:datastoreItem xmlns:ds="http://schemas.openxmlformats.org/officeDocument/2006/customXml" ds:itemID="{FA42AD28-0559-4F2D-A869-1A856585DCC9}">
   <ds:schemaRefs>
-    <ds:schemaRef ds:uri="http://schemas.microsoft.com/sharepoint/v3/contenttype/forms"/>
+    <ds:schemaRef ds:uri="http://schemas.openxmlformats.org/officeDocument/2006/bibliography"/>
   </ds:schemaRefs>
 </ds:datastoreItem>
 </file>
 
-<file path=customXml/itemProps3.xml><?xml version="1.0" encoding="utf-8"?>
+<file path=customXml/itemProps4.xml><?xml version="1.0" encoding="utf-8"?>
 <ds:datastoreItem xmlns:ds="http://schemas.openxmlformats.org/officeDocument/2006/customXml" ds:itemID="{1D8D116D-27D7-47B1-B2A1-1CEF7FEF33CA}">
   <ds:schemaRefs>
     <ds:schemaRef ds:uri="http://schemas.microsoft.com/office/2006/metadata/contentType"/>
@@ -18346,12 +18260,4 @@
     <ds:schemaRef ds:uri="http://schemas.microsoft.com/internal/obd"/>
   </ds:schemaRefs>
 </ds:datastoreItem>
-</file>
-
-<file path=customXml/itemProps4.xml><?xml version="1.0" encoding="utf-8"?>
-<ds:datastoreItem xmlns:ds="http://schemas.openxmlformats.org/officeDocument/2006/customXml" ds:itemID="{FA42AD28-0559-4F2D-A869-1A856585DCC9}">
-  <ds:schemaRefs>
-    <ds:schemaRef ds:uri="http://schemas.openxmlformats.org/officeDocument/2006/bibliography"/>
-  </ds:schemaRefs>
-</ds:datastoreItem>
 </file>
--- a/fuentes/CFA5_228144_DU.docx
+++ b/fuentes/CFA5_228144_DU.docx
@@ -454,6 +454,7 @@
     </w:p>
     <w:p>
       <w:pPr>
+        <w:ind w:firstLine="0"/>
         <w:jc w:val="center"/>
         <w:rPr>
           <w:lang w:val="es-ES"/>
@@ -2018,7 +2019,7 @@
             <w:noProof/>
             <w:webHidden/>
           </w:rPr>
-          <w:t>33</w:t>
+          <w:t>32</w:t>
         </w:r>
         <w:r>
           <w:rPr>
@@ -2108,7 +2109,7 @@
             <w:noProof/>
             <w:webHidden/>
           </w:rPr>
-          <w:t>36</w:t>
+          <w:t>34</w:t>
         </w:r>
         <w:r>
           <w:rPr>
@@ -2198,7 +2199,7 @@
             <w:noProof/>
             <w:webHidden/>
           </w:rPr>
-          <w:t>37</w:t>
+          <w:t>35</w:t>
         </w:r>
         <w:r>
           <w:rPr>
@@ -2288,7 +2289,7 @@
             <w:noProof/>
             <w:webHidden/>
           </w:rPr>
-          <w:t>38</w:t>
+          <w:t>36</w:t>
         </w:r>
         <w:r>
           <w:rPr>
@@ -2378,7 +2379,7 @@
             <w:noProof/>
             <w:webHidden/>
           </w:rPr>
-          <w:t>40</w:t>
+          <w:t>37</w:t>
         </w:r>
         <w:r>
           <w:rPr>
@@ -2468,7 +2469,7 @@
             <w:noProof/>
             <w:webHidden/>
           </w:rPr>
-          <w:t>41</w:t>
+          <w:t>39</w:t>
         </w:r>
         <w:r>
           <w:rPr>
@@ -2558,7 +2559,7 @@
             <w:noProof/>
             <w:webHidden/>
           </w:rPr>
-          <w:t>43</w:t>
+          <w:t>41</w:t>
         </w:r>
         <w:r>
           <w:rPr>
@@ -2648,7 +2649,7 @@
             <w:noProof/>
             <w:webHidden/>
           </w:rPr>
-          <w:t>44</w:t>
+          <w:t>42</w:t>
         </w:r>
         <w:r>
           <w:rPr>
@@ -2738,7 +2739,7 @@
             <w:noProof/>
             <w:webHidden/>
           </w:rPr>
-          <w:t>46</w:t>
+          <w:t>44</w:t>
         </w:r>
         <w:r>
           <w:rPr>
@@ -2828,7 +2829,7 @@
             <w:noProof/>
             <w:webHidden/>
           </w:rPr>
-          <w:t>47</w:t>
+          <w:t>45</w:t>
         </w:r>
         <w:r>
           <w:rPr>
@@ -2918,7 +2919,7 @@
             <w:noProof/>
             <w:webHidden/>
           </w:rPr>
-          <w:t>51</w:t>
+          <w:t>49</w:t>
         </w:r>
         <w:r>
           <w:rPr>
@@ -3008,7 +3009,7 @@
             <w:noProof/>
             <w:webHidden/>
           </w:rPr>
-          <w:t>53</w:t>
+          <w:t>51</w:t>
         </w:r>
         <w:r>
           <w:rPr>
@@ -3080,7 +3081,7 @@
             <w:noProof/>
             <w:webHidden/>
           </w:rPr>
-          <w:t>55</w:t>
+          <w:t>53</w:t>
         </w:r>
         <w:r>
           <w:rPr>
@@ -3152,7 +3153,7 @@
             <w:noProof/>
             <w:webHidden/>
           </w:rPr>
-          <w:t>56</w:t>
+          <w:t>54</w:t>
         </w:r>
         <w:r>
           <w:rPr>
@@ -3225,7 +3226,7 @@
             <w:noProof/>
             <w:webHidden/>
           </w:rPr>
-          <w:t>58</w:t>
+          <w:t>56</w:t>
         </w:r>
         <w:r>
           <w:rPr>
@@ -3297,7 +3298,7 @@
             <w:noProof/>
             <w:webHidden/>
           </w:rPr>
-          <w:t>59</w:t>
+          <w:t>57</w:t>
         </w:r>
         <w:r>
           <w:rPr>
@@ -6379,18 +6380,12 @@
     </w:p>
     <w:p>
       <w:r>
-        <w:t>Los tipos de datos constituyen un elemento fundamental en la programación, ya que permiten definir la naturaleza de la información que será almacenada, procesada y manipulada dentro de un algoritmo o programa. Su correcta selección garantiza coherencia en las operaciones, evita errores y optimiza el uso de los recursos del sistema.</w:t>
-      </w:r>
-    </w:p>
-    <w:p>
-      <w:r>
-        <w:t>En términos generales, los tipos de datos determinan qué tipo de valores puede contener una variable y qué operaciones pueden realizarse sobre ella. Esto permite que el programa interprete correctamente la información y ejecute las instrucciones de manera adecuada.</w:t>
-      </w:r>
-    </w:p>
-    <w:p>
-      <w:r>
-        <w:lastRenderedPageBreak/>
-        <w:t>A diferencia de otros elementos de la programación, los tipos de datos no solo organizan la información, sino que también influyen directamente en el comportamiento del algoritmo, especialmente en operaciones matemáticas, comparaciones y toma de decisiones.</w:t>
+        <w:t>Los tipos de datos permiten clasificar la información que será utilizada dentro de un algoritmo o programa. Su función es definir la naturaleza de los valores que se almacenan y procesan, facilitando la realización de operaciones y garantizando la coherencia de los resultados obtenidos.</w:t>
+      </w:r>
+    </w:p>
+    <w:p>
+      <w:r>
+        <w:t>La identificación adecuada del tipo de dato es fundamental para representar correctamente la información y evitar errores durante el procesamiento. Cada tipo de dato posee características particulares que determinan la forma en que puede utilizarse dentro de una solución computacional.</w:t>
       </w:r>
     </w:p>
     <w:p>
@@ -6408,6 +6403,7 @@
         <w:rPr>
           <w:b/>
         </w:rPr>
+        <w:lastRenderedPageBreak/>
         <w:t>Clasificación de los tipos de datos básicos</w:t>
       </w:r>
     </w:p>
@@ -6429,24 +6425,28 @@
         <w:tblStyle w:val="SENA"/>
         <w:tblW w:w="0" w:type="auto"/>
         <w:tblLook w:val="04A0" w:firstRow="1" w:lastRow="0" w:firstColumn="1" w:lastColumn="0" w:noHBand="0" w:noVBand="1"/>
+        <w:tblCaption w:val="Tabla 1. Requisitos de la ISO 9001 y su relación con la auditoría interna"/>
       </w:tblPr>
       <w:tblGrid>
-        <w:gridCol w:w="2689"/>
-        <w:gridCol w:w="3952"/>
-        <w:gridCol w:w="3321"/>
+        <w:gridCol w:w="2075"/>
+        <w:gridCol w:w="4280"/>
+        <w:gridCol w:w="3607"/>
       </w:tblGrid>
       <w:tr>
         <w:trPr>
           <w:cnfStyle w:val="100000000000" w:firstRow="1" w:lastRow="0" w:firstColumn="0" w:lastColumn="0" w:oddVBand="0" w:evenVBand="0" w:oddHBand="0" w:evenHBand="0" w:firstRowFirstColumn="0" w:firstRowLastColumn="0" w:lastRowFirstColumn="0" w:lastRowLastColumn="0"/>
-          <w:tblHeader/>
         </w:trPr>
         <w:tc>
           <w:tcPr>
-            <w:tcW w:w="2689" w:type="dxa"/>
+            <w:tcW w:w="2075" w:type="dxa"/>
           </w:tcPr>
           <w:p>
             <w:pPr>
               <w:pStyle w:val="TextoTablas"/>
+              <w:rPr>
+                <w:b w:val="0"/>
+                <w:lang w:val="es-ES_tradnl"/>
+              </w:rPr>
             </w:pPr>
             <w:r>
               <w:t>Tipo de dato</w:t>
@@ -6455,11 +6455,15 @@
         </w:tc>
         <w:tc>
           <w:tcPr>
-            <w:tcW w:w="3952" w:type="dxa"/>
+            <w:tcW w:w="4280" w:type="dxa"/>
           </w:tcPr>
           <w:p>
             <w:pPr>
               <w:pStyle w:val="TextoTablas"/>
+              <w:rPr>
+                <w:b w:val="0"/>
+                <w:lang w:val="es-ES_tradnl"/>
+              </w:rPr>
             </w:pPr>
             <w:r>
               <w:t>Descripción</w:t>
@@ -6468,11 +6472,15 @@
         </w:tc>
         <w:tc>
           <w:tcPr>
-            <w:tcW w:w="3321" w:type="dxa"/>
+            <w:tcW w:w="3607" w:type="dxa"/>
           </w:tcPr>
           <w:p>
             <w:pPr>
               <w:pStyle w:val="TextoTablas"/>
+              <w:rPr>
+                <w:b w:val="0"/>
+                <w:lang w:val="es-ES_tradnl"/>
+              </w:rPr>
             </w:pPr>
             <w:r>
               <w:t>Ejemplo</w:t>
@@ -6486,45 +6494,46 @@
         </w:trPr>
         <w:tc>
           <w:tcPr>
-            <w:tcW w:w="2689" w:type="dxa"/>
+            <w:tcW w:w="2075" w:type="dxa"/>
           </w:tcPr>
           <w:p>
             <w:pPr>
               <w:pStyle w:val="TextoTablas"/>
+              <w:rPr>
+                <w:lang w:val="es-ES_tradnl"/>
+              </w:rPr>
             </w:pPr>
             <w:r>
-              <w:t>Entero (</w:t>
-            </w:r>
-            <w:proofErr w:type="spellStart"/>
-            <w:r>
-              <w:t>int</w:t>
-            </w:r>
-            <w:proofErr w:type="spellEnd"/>
-            <w:r>
-              <w:t>)</w:t>
+              <w:t>Entero</w:t>
             </w:r>
           </w:p>
         </w:tc>
         <w:tc>
           <w:tcPr>
-            <w:tcW w:w="3952" w:type="dxa"/>
+            <w:tcW w:w="4280" w:type="dxa"/>
           </w:tcPr>
           <w:p>
             <w:pPr>
               <w:pStyle w:val="TextoTablas"/>
+              <w:rPr>
+                <w:lang w:val="es-ES_tradnl"/>
+              </w:rPr>
             </w:pPr>
             <w:r>
-              <w:t>Representa números sin decimales.</w:t>
+              <w:t>Representa números sin parte decimal.</w:t>
             </w:r>
           </w:p>
         </w:tc>
         <w:tc>
           <w:tcPr>
-            <w:tcW w:w="3321" w:type="dxa"/>
+            <w:tcW w:w="3607" w:type="dxa"/>
           </w:tcPr>
           <w:p>
             <w:pPr>
               <w:pStyle w:val="TextoTablas"/>
+              <w:rPr>
+                <w:lang w:val="es-ES_tradnl"/>
+              </w:rPr>
             </w:pPr>
             <w:r>
               <w:t>10, -5, 0</w:t>
@@ -6535,56 +6544,49 @@
       <w:tr>
         <w:tc>
           <w:tcPr>
-            <w:tcW w:w="2689" w:type="dxa"/>
+            <w:tcW w:w="2075" w:type="dxa"/>
           </w:tcPr>
           <w:p>
             <w:pPr>
               <w:pStyle w:val="TextoTablas"/>
+              <w:rPr>
+                <w:lang w:val="es-ES_tradnl"/>
+              </w:rPr>
             </w:pPr>
             <w:r>
-              <w:t>Real (</w:t>
-            </w:r>
-            <w:proofErr w:type="spellStart"/>
-            <w:r>
-              <w:t>float</w:t>
-            </w:r>
-            <w:proofErr w:type="spellEnd"/>
-            <w:r>
-              <w:t>/</w:t>
-            </w:r>
-            <w:proofErr w:type="spellStart"/>
-            <w:r>
-              <w:t>double</w:t>
-            </w:r>
-            <w:proofErr w:type="spellEnd"/>
-            <w:r>
-              <w:t>)</w:t>
+              <w:t>Real</w:t>
             </w:r>
           </w:p>
         </w:tc>
         <w:tc>
           <w:tcPr>
-            <w:tcW w:w="3952" w:type="dxa"/>
+            <w:tcW w:w="4280" w:type="dxa"/>
           </w:tcPr>
           <w:p>
             <w:pPr>
               <w:pStyle w:val="TextoTablas"/>
+              <w:rPr>
+                <w:lang w:val="es-ES_tradnl"/>
+              </w:rPr>
             </w:pPr>
             <w:r>
-              <w:t>Representa números con decimales.</w:t>
+              <w:t>Representa números que contienen parte decimal.</w:t>
             </w:r>
           </w:p>
         </w:tc>
         <w:tc>
           <w:tcPr>
-            <w:tcW w:w="3321" w:type="dxa"/>
+            <w:tcW w:w="3607" w:type="dxa"/>
           </w:tcPr>
           <w:p>
             <w:pPr>
               <w:pStyle w:val="TextoTablas"/>
+              <w:rPr>
+                <w:lang w:val="es-ES_tradnl"/>
+              </w:rPr>
             </w:pPr>
             <w:r>
-              <w:t>3.14, -2.5</w:t>
+              <w:t>3,14; -2,5</w:t>
             </w:r>
           </w:p>
         </w:tc>
@@ -6595,48 +6597,49 @@
         </w:trPr>
         <w:tc>
           <w:tcPr>
-            <w:tcW w:w="2689" w:type="dxa"/>
+            <w:tcW w:w="2075" w:type="dxa"/>
           </w:tcPr>
           <w:p>
             <w:pPr>
               <w:pStyle w:val="TextoTablas"/>
+              <w:rPr>
+                <w:lang w:val="es-ES_tradnl"/>
+              </w:rPr>
             </w:pPr>
             <w:r>
-              <w:t>Booleano (</w:t>
-            </w:r>
-            <w:proofErr w:type="spellStart"/>
-            <w:r>
-              <w:t>bool</w:t>
-            </w:r>
-            <w:proofErr w:type="spellEnd"/>
-            <w:r>
-              <w:t>)</w:t>
+              <w:t>Booleano</w:t>
             </w:r>
           </w:p>
         </w:tc>
         <w:tc>
           <w:tcPr>
-            <w:tcW w:w="3952" w:type="dxa"/>
+            <w:tcW w:w="4280" w:type="dxa"/>
           </w:tcPr>
           <w:p>
             <w:pPr>
               <w:pStyle w:val="TextoTablas"/>
+              <w:rPr>
+                <w:lang w:val="es-ES_tradnl"/>
+              </w:rPr>
             </w:pPr>
             <w:r>
-              <w:t>Representa valores lógicos.</w:t>
+              <w:t>Representa valores lógicos utilizados para evaluar condiciones.</w:t>
             </w:r>
           </w:p>
         </w:tc>
         <w:tc>
           <w:tcPr>
-            <w:tcW w:w="3321" w:type="dxa"/>
+            <w:tcW w:w="3607" w:type="dxa"/>
           </w:tcPr>
           <w:p>
             <w:pPr>
               <w:pStyle w:val="TextoTablas"/>
+              <w:rPr>
+                <w:lang w:val="es-ES_tradnl"/>
+              </w:rPr>
             </w:pPr>
             <w:r>
-              <w:t>Verdadero / Falso</w:t>
+              <w:t>Verdadero, Falso</w:t>
             </w:r>
           </w:p>
         </w:tc>
@@ -6644,48 +6647,49 @@
       <w:tr>
         <w:tc>
           <w:tcPr>
-            <w:tcW w:w="2689" w:type="dxa"/>
+            <w:tcW w:w="2075" w:type="dxa"/>
           </w:tcPr>
           <w:p>
             <w:pPr>
               <w:pStyle w:val="TextoTablas"/>
+              <w:rPr>
+                <w:lang w:val="es-ES_tradnl"/>
+              </w:rPr>
             </w:pPr>
             <w:r>
-              <w:t>Carácter (</w:t>
-            </w:r>
-            <w:proofErr w:type="spellStart"/>
-            <w:r>
-              <w:t>char</w:t>
-            </w:r>
-            <w:proofErr w:type="spellEnd"/>
-            <w:r>
-              <w:t>)</w:t>
+              <w:t>Carácter</w:t>
             </w:r>
           </w:p>
         </w:tc>
         <w:tc>
           <w:tcPr>
-            <w:tcW w:w="3952" w:type="dxa"/>
+            <w:tcW w:w="4280" w:type="dxa"/>
           </w:tcPr>
           <w:p>
             <w:pPr>
               <w:pStyle w:val="TextoTablas"/>
+              <w:rPr>
+                <w:lang w:val="es-ES_tradnl"/>
+              </w:rPr>
             </w:pPr>
             <w:r>
-              <w:t>Representa un solo símbolo.</w:t>
+              <w:t>Representa un único símbolo, letra o número.</w:t>
             </w:r>
           </w:p>
         </w:tc>
         <w:tc>
           <w:tcPr>
-            <w:tcW w:w="3321" w:type="dxa"/>
+            <w:tcW w:w="3607" w:type="dxa"/>
           </w:tcPr>
           <w:p>
             <w:pPr>
               <w:pStyle w:val="TextoTablas"/>
+              <w:rPr>
+                <w:lang w:val="es-ES_tradnl"/>
+              </w:rPr>
             </w:pPr>
             <w:r>
-              <w:t>'A', '9'</w:t>
+              <w:t>A, 5, %</w:t>
             </w:r>
           </w:p>
         </w:tc>
@@ -6696,140 +6700,63 @@
         </w:trPr>
         <w:tc>
           <w:tcPr>
-            <w:tcW w:w="2689" w:type="dxa"/>
+            <w:tcW w:w="2075" w:type="dxa"/>
           </w:tcPr>
           <w:p>
             <w:pPr>
               <w:pStyle w:val="TextoTablas"/>
+              <w:rPr>
+                <w:lang w:val="es-ES_tradnl"/>
+              </w:rPr>
             </w:pPr>
             <w:r>
-              <w:t>Cadena (</w:t>
-            </w:r>
-            <w:proofErr w:type="spellStart"/>
-            <w:r>
-              <w:t>string</w:t>
-            </w:r>
-            <w:proofErr w:type="spellEnd"/>
-            <w:r>
-              <w:t>)</w:t>
+              <w:t>Cadena</w:t>
             </w:r>
           </w:p>
         </w:tc>
         <w:tc>
           <w:tcPr>
-            <w:tcW w:w="3952" w:type="dxa"/>
+            <w:tcW w:w="4280" w:type="dxa"/>
           </w:tcPr>
           <w:p>
             <w:pPr>
               <w:pStyle w:val="TextoTablas"/>
+              <w:rPr>
+                <w:lang w:val="es-ES_tradnl"/>
+              </w:rPr>
             </w:pPr>
             <w:r>
-              <w:t>Representa texto o conjunto de caracteres.</w:t>
+              <w:t>Representa un conjunto de caracteres o texto.</w:t>
             </w:r>
           </w:p>
         </w:tc>
         <w:tc>
           <w:tcPr>
-            <w:tcW w:w="3321" w:type="dxa"/>
+            <w:tcW w:w="3607" w:type="dxa"/>
           </w:tcPr>
           <w:p>
             <w:pPr>
               <w:pStyle w:val="TextoTablas"/>
+              <w:rPr>
+                <w:lang w:val="es-ES_tradnl"/>
+              </w:rPr>
             </w:pPr>
             <w:r>
-              <w:t>"Hola mundo"</w:t>
+              <w:t>Hola mundo</w:t>
             </w:r>
           </w:p>
         </w:tc>
       </w:tr>
     </w:tbl>
-    <w:p/>
-    <w:p>
-      <w:r>
-        <w:t>Para un mejor entendimiento de esta clasificación de datos, se representan de la siguiente manera:</w:t>
-      </w:r>
-    </w:p>
-    <w:p>
-      <w:pPr>
-        <w:spacing w:before="0" w:after="0" w:line="240" w:lineRule="auto"/>
-        <w:ind w:firstLine="0"/>
-      </w:pPr>
-      <w:r>
-        <w:br w:type="page"/>
-      </w:r>
-    </w:p>
-    <w:p>
-      <w:pPr>
-        <w:pStyle w:val="Figura"/>
-      </w:pPr>
-      <w:r>
-        <w:lastRenderedPageBreak/>
-        <w:t>Representación de la clasificación de tipos de datos</w:t>
-      </w:r>
-    </w:p>
-    <w:p>
-      <w:pPr>
-        <w:ind w:firstLine="0"/>
-        <w:rPr>
-          <w:lang w:eastAsia="es-CO"/>
-        </w:rPr>
-      </w:pPr>
-      <w:r>
-        <w:rPr>
-          <w:noProof/>
-          <w:lang w:eastAsia="es-CO"/>
-        </w:rPr>
-        <w:drawing>
-          <wp:inline distT="0" distB="0" distL="0" distR="0" wp14:anchorId="64C55B3C" wp14:editId="7B3663EA">
-            <wp:extent cx="6419850" cy="2059380"/>
-            <wp:effectExtent l="0" t="0" r="0" b="0"/>
-            <wp:docPr id="14" name="Imagen 14" descr="Figura 2 que muestra un esquema jerárquico de la clasificación de los tipos de datos, diferenciando entre tipos primitivos y no primitivos. En los tipos primitivos se incluyen los no numéricos, como bool y char, y los numéricos, que se subdividen en enteros (byte, short, int y long) y de punto flotante (float y double). Asimismo, se presentan los tipos no primitivos, como clases, cadenas de texto (string), arreglos (arrays), objetos (objects) e interfaces, organizados de forma estructurada para facilitar su comprensión."/>
-            <wp:cNvGraphicFramePr>
-              <a:graphicFrameLocks xmlns:a="http://schemas.openxmlformats.org/drawingml/2006/main" noChangeAspect="1"/>
-            </wp:cNvGraphicFramePr>
-            <a:graphic xmlns:a="http://schemas.openxmlformats.org/drawingml/2006/main">
-              <a:graphicData uri="http://schemas.openxmlformats.org/drawingml/2006/picture">
-                <pic:pic xmlns:pic="http://schemas.openxmlformats.org/drawingml/2006/picture">
-                  <pic:nvPicPr>
-                    <pic:cNvPr id="14" name="Imagen 14" descr="Figura 2 que muestra un esquema jerárquico de la clasificación de los tipos de datos, diferenciando entre tipos primitivos y no primitivos. En los tipos primitivos se incluyen los no numéricos, como bool y char, y los numéricos, que se subdividen en enteros (byte, short, int y long) y de punto flotante (float y double). Asimismo, se presentan los tipos no primitivos, como clases, cadenas de texto (string), arreglos (arrays), objetos (objects) e interfaces, organizados de forma estructurada para facilitar su comprensión."/>
-                    <pic:cNvPicPr>
-                      <a:picLocks noChangeAspect="1" noChangeArrowheads="1"/>
-                    </pic:cNvPicPr>
-                  </pic:nvPicPr>
-                  <pic:blipFill>
-                    <a:blip r:embed="rId13">
-                      <a:extLst>
-                        <a:ext uri="{28A0092B-C50C-407E-A947-70E740481C1C}">
-                          <a14:useLocalDpi xmlns:a14="http://schemas.microsoft.com/office/drawing/2010/main" val="0"/>
-                        </a:ext>
-                      </a:extLst>
-                    </a:blip>
-                    <a:srcRect/>
-                    <a:stretch>
-                      <a:fillRect/>
-                    </a:stretch>
-                  </pic:blipFill>
-                  <pic:spPr bwMode="auto">
-                    <a:xfrm>
-                      <a:off x="0" y="0"/>
-                      <a:ext cx="6428517" cy="2062160"/>
-                    </a:xfrm>
-                    <a:prstGeom prst="rect">
-                      <a:avLst/>
-                    </a:prstGeom>
-                    <a:noFill/>
-                    <a:ln>
-                      <a:noFill/>
-                    </a:ln>
-                  </pic:spPr>
-                </pic:pic>
-              </a:graphicData>
-            </a:graphic>
-          </wp:inline>
-        </w:drawing>
-      </w:r>
-    </w:p>
-    <w:p/>
+    <w:p>
+      <w:pPr>
+        <w:pStyle w:val="Prrafodelista"/>
+        <w:ind w:left="1429" w:firstLine="0"/>
+        <w:rPr>
+          <w:b/>
+        </w:rPr>
+      </w:pPr>
+    </w:p>
     <w:p>
       <w:pPr>
         <w:pStyle w:val="Prrafodelista"/>
@@ -6849,8 +6776,16 @@
       </w:r>
     </w:p>
     <w:p>
-      <w:r>
-        <w:t>Cada tipo de dato posee características específicas que determinan su uso dentro de un algoritmo:</w:t>
+      <w:pPr>
+        <w:rPr>
+          <w:bCs/>
+        </w:rPr>
+      </w:pPr>
+      <w:r>
+        <w:rPr>
+          <w:bCs/>
+        </w:rPr>
+        <w:t>Cada tipo de dato cumple una función específica dentro de los algoritmos:</w:t>
       </w:r>
     </w:p>
     <w:p>
@@ -6860,16 +6795,16 @@
           <w:ilvl w:val="0"/>
           <w:numId w:val="16"/>
         </w:numPr>
-        <w:ind w:left="1701"/>
-      </w:pPr>
-      <w:r>
-        <w:rPr>
-          <w:b/>
-        </w:rPr>
-        <w:t>Tipo entero</w:t>
-      </w:r>
-      <w:r>
-        <w:t>: se utiliza cuando no se requieren decimales, facilitando cálculos simples y conteos.</w:t>
+      </w:pPr>
+      <w:r>
+        <w:rPr>
+          <w:b/>
+          <w:bCs/>
+        </w:rPr>
+        <w:t>Entero:</w:t>
+      </w:r>
+      <w:r>
+        <w:t xml:space="preserve"> utilizado para conteos, cantidades y operaciones que no requieren decimales.</w:t>
       </w:r>
     </w:p>
     <w:p>
@@ -6879,16 +6814,16 @@
           <w:ilvl w:val="0"/>
           <w:numId w:val="16"/>
         </w:numPr>
-        <w:ind w:left="1701"/>
-      </w:pPr>
-      <w:r>
-        <w:rPr>
-          <w:b/>
-        </w:rPr>
-        <w:t>Tipo real</w:t>
-      </w:r>
-      <w:r>
-        <w:t>: permite mayor precisión en cálculos matemáticos, especialmente en operaciones científicas o financieras.</w:t>
+      </w:pPr>
+      <w:r>
+        <w:rPr>
+          <w:b/>
+          <w:bCs/>
+        </w:rPr>
+        <w:t>Real:</w:t>
+      </w:r>
+      <w:r>
+        <w:t xml:space="preserve"> empleado en cálculos que requieren precisión decimal.</w:t>
       </w:r>
     </w:p>
     <w:p>
@@ -6898,16 +6833,16 @@
           <w:ilvl w:val="0"/>
           <w:numId w:val="16"/>
         </w:numPr>
-        <w:ind w:left="1701"/>
-      </w:pPr>
-      <w:r>
-        <w:rPr>
-          <w:b/>
-        </w:rPr>
-        <w:t>Tipo booleano</w:t>
-      </w:r>
-      <w:r>
-        <w:t>: es fundamental en estructuras condicionales, ya que permite evaluar condiciones lógicas.</w:t>
+      </w:pPr>
+      <w:r>
+        <w:rPr>
+          <w:b/>
+          <w:bCs/>
+        </w:rPr>
+        <w:t>Booleano:</w:t>
+      </w:r>
+      <w:r>
+        <w:t xml:space="preserve"> utilizado en la evaluación de condiciones y toma de decisiones.</w:t>
       </w:r>
     </w:p>
     <w:p>
@@ -6917,16 +6852,16 @@
           <w:ilvl w:val="0"/>
           <w:numId w:val="16"/>
         </w:numPr>
-        <w:ind w:left="1701"/>
-      </w:pPr>
-      <w:r>
-        <w:rPr>
-          <w:b/>
-        </w:rPr>
-        <w:t>Tipo carácter</w:t>
-      </w:r>
-      <w:r>
-        <w:t>: se utiliza para representar símbolos individuales dentro del programa.</w:t>
+      </w:pPr>
+      <w:r>
+        <w:rPr>
+          <w:b/>
+          <w:bCs/>
+        </w:rPr>
+        <w:t>Carácter:</w:t>
+      </w:r>
+      <w:r>
+        <w:t xml:space="preserve"> permite representar símbolos individuales.</w:t>
       </w:r>
     </w:p>
     <w:p>
@@ -6936,23 +6871,17 @@
           <w:ilvl w:val="0"/>
           <w:numId w:val="16"/>
         </w:numPr>
-        <w:ind w:left="1701"/>
-      </w:pPr>
-      <w:r>
-        <w:rPr>
-          <w:b/>
-        </w:rPr>
-        <w:t>Tipo cadena</w:t>
-      </w:r>
-      <w:r>
-        <w:t>: permite manejar textos completos, facilitando la interacción con el usuario.</w:t>
-      </w:r>
-    </w:p>
-    <w:p>
-      <w:pPr>
-        <w:pStyle w:val="Prrafodelista"/>
-        <w:ind w:left="1429" w:firstLine="0"/>
-      </w:pPr>
+      </w:pPr>
+      <w:r>
+        <w:rPr>
+          <w:b/>
+          <w:bCs/>
+        </w:rPr>
+        <w:t>Cadena:</w:t>
+      </w:r>
+      <w:r>
+        <w:t xml:space="preserve"> facilita el manejo de palabras, frases y mensajes.</w:t>
+      </w:r>
     </w:p>
     <w:p>
       <w:pPr>
@@ -6969,13 +6898,13 @@
         <w:rPr>
           <w:b/>
         </w:rPr>
+        <w:t>Importancia del uso adecuado de tipos de datos</w:t>
+      </w:r>
+    </w:p>
+    <w:p>
+      <w:r>
         <w:lastRenderedPageBreak/>
-        <w:t>Importancia del uso adecuado de tipos de datos</w:t>
-      </w:r>
-    </w:p>
-    <w:p>
-      <w:r>
-        <w:t>El uso correcto de los tipos de datos permite:</w:t>
+        <w:t>La correcta selección de los tipos de datos permite:</w:t>
       </w:r>
     </w:p>
     <w:p>
@@ -6983,11 +6912,11 @@
         <w:pStyle w:val="Prrafodelista"/>
         <w:numPr>
           <w:ilvl w:val="0"/>
-          <w:numId w:val="19"/>
+          <w:numId w:val="39"/>
         </w:numPr>
       </w:pPr>
       <w:r>
-        <w:t>Evitar errores en operaciones matemáticas o lógicas.</w:t>
+        <w:t>Representar adecuadamente la información.</w:t>
       </w:r>
     </w:p>
     <w:p>
@@ -6995,11 +6924,11 @@
         <w:pStyle w:val="Prrafodelista"/>
         <w:numPr>
           <w:ilvl w:val="0"/>
-          <w:numId w:val="19"/>
+          <w:numId w:val="39"/>
         </w:numPr>
       </w:pPr>
       <w:r>
-        <w:t>Optimizar el uso de memoria del sistema.</w:t>
+        <w:t>Evitar errores durante el procesamiento.</w:t>
       </w:r>
     </w:p>
     <w:p>
@@ -7007,11 +6936,11 @@
         <w:pStyle w:val="Prrafodelista"/>
         <w:numPr>
           <w:ilvl w:val="0"/>
-          <w:numId w:val="19"/>
+          <w:numId w:val="39"/>
         </w:numPr>
       </w:pPr>
       <w:r>
-        <w:t>Garantizar la coherencia en el procesamiento de información.</w:t>
+        <w:t>Optimizar el uso de recursos.</w:t>
       </w:r>
     </w:p>
     <w:p>
@@ -7019,16 +6948,28 @@
         <w:pStyle w:val="Prrafodelista"/>
         <w:numPr>
           <w:ilvl w:val="0"/>
-          <w:numId w:val="19"/>
+          <w:numId w:val="39"/>
         </w:numPr>
       </w:pPr>
       <w:r>
-        <w:t>Facilitar la comprensión y mantenimiento del código.</w:t>
-      </w:r>
-    </w:p>
-    <w:p>
-      <w:r>
-        <w:t>Como complemento a los conceptos abordados de tipología de datos, se recomienda revisar el siguiente video, en el cual se muestra la ejecución de un algoritmo básico que ejemplifica la definición de variables, la asignación de valores y la visualización de resultados, facilitando la comprensión práctica del uso de distintos tipos de datos dentro de un programa:</w:t>
+        <w:t>Facilitar la comprensión y mantenimiento de los algoritmos.</w:t>
+      </w:r>
+    </w:p>
+    <w:p>
+      <w:pPr>
+        <w:pStyle w:val="Prrafodelista"/>
+        <w:numPr>
+          <w:ilvl w:val="0"/>
+          <w:numId w:val="39"/>
+        </w:numPr>
+      </w:pPr>
+      <w:r>
+        <w:t>Mejorar la calidad de las soluciones desarrolladas.</w:t>
+      </w:r>
+    </w:p>
+    <w:p>
+      <w:r>
+        <w:t>Como complemento a los conceptos abordados sobre tipos de datos, se recomienda revisar el siguiente video, donde se presenta un algoritmo básico que ejemplifica la definición de variables, la asignación de valores y la presentación de resultados, favoreciendo la comprensión práctica del uso de distintos tipos de datos dentro de un programa:</w:t>
       </w:r>
     </w:p>
     <w:p>
@@ -7060,7 +7001,7 @@
           <w:noProof/>
         </w:rPr>
         <w:drawing>
-          <wp:inline distT="0" distB="0" distL="0" distR="0" wp14:anchorId="76B37281" wp14:editId="4A6FC283">
+          <wp:inline distT="0" distB="0" distL="0" distR="0" wp14:anchorId="76B37281" wp14:editId="106B8354">
             <wp:extent cx="4680000" cy="2631600"/>
             <wp:effectExtent l="0" t="0" r="6350" b="0"/>
             <wp:docPr id="7" name="Imagen 7">
@@ -7089,7 +7030,7 @@
                     </pic:cNvPicPr>
                   </pic:nvPicPr>
                   <pic:blipFill>
-                    <a:blip r:embed="rId14" cstate="print">
+                    <a:blip r:embed="rId13" cstate="print">
                       <a:extLst>
                         <a:ext uri="{28A0092B-C50C-407E-A947-70E740481C1C}">
                           <a14:useLocalDpi xmlns:a14="http://schemas.microsoft.com/office/drawing/2010/main" val="0"/>
@@ -7129,7 +7070,7 @@
           <w:b/>
         </w:rPr>
       </w:pPr>
-      <w:hyperlink r:id="rId15" w:history="1">
+      <w:hyperlink r:id="rId14" w:history="1">
         <w:r>
           <w:rPr>
             <w:rStyle w:val="Hipervnculo"/>
@@ -7240,7 +7181,6 @@
         <w:t>La siguiente es una explicación puntual de tipos de operadores:</w:t>
       </w:r>
     </w:p>
-    <w:p/>
     <w:p>
       <w:pPr>
         <w:pStyle w:val="Prrafodelista"/>
@@ -7302,17 +7242,7 @@
     </w:p>
     <w:p>
       <w:r>
-        <w:lastRenderedPageBreak/>
         <w:t>El dominio de los operadores y su jerarquía permite construir expresiones claras, coherentes y libres de ambigüedades, facilitando el control del flujo lógico dentro de los programas y garantizando la correcta ejecución de las soluciones desarrolladas.</w:t>
-      </w:r>
-    </w:p>
-    <w:p>
-      <w:pPr>
-        <w:spacing w:before="0" w:after="0" w:line="240" w:lineRule="auto"/>
-        <w:ind w:firstLine="0"/>
-      </w:pPr>
-      <w:r>
-        <w:br w:type="page"/>
       </w:r>
     </w:p>
     <w:p>
@@ -7328,95 +7258,19 @@
     </w:p>
     <w:p>
       <w:r>
-        <w:t>Constituyen elementos fundamentales en la programación, ya que permiten definir el comportamiento de un algoritmo y organizar la información de manera eficiente. Su correcta implementación garantiza que las soluciones desarrolladas respondan de forma lógica a diferentes condiciones y que los datos sean gestionados adecuadamente durante la ejecución del programa.</w:t>
-      </w:r>
-    </w:p>
-    <w:p>
-      <w:r>
-        <w:t>Las estructuras de control determinan el flujo de ejecución de las instrucciones, permitiendo establecer secuencias, tomar decisiones y repetir procesos según sea necesario. Por su parte, las estructuras de datos facilitan el almacenamiento y organización de la información, permitiendo manipular conjuntos de datos de forma estructurada.</w:t>
-      </w:r>
-    </w:p>
-    <w:p>
-      <w:r>
-        <w:t>A continuación, se presentan las principales estructuras utilizadas en la programación y sus componentes esenciales:</w:t>
-      </w:r>
-    </w:p>
-    <w:p>
-      <w:pPr>
-        <w:pStyle w:val="Figura"/>
-      </w:pPr>
-      <w:r>
-        <w:t>Clasificación de las estructuras de control y datos en programación</w:t>
-      </w:r>
-    </w:p>
-    <w:p>
-      <w:pPr>
-        <w:ind w:firstLine="0"/>
-        <w:rPr>
-          <w:noProof/>
-        </w:rPr>
-      </w:pPr>
-      <w:r>
-        <w:rPr>
-          <w:noProof/>
-        </w:rPr>
-        <w:drawing>
-          <wp:inline distT="0" distB="0" distL="0" distR="0" wp14:anchorId="099F26F0" wp14:editId="28546D56">
-            <wp:extent cx="6324600" cy="1590675"/>
-            <wp:effectExtent l="0" t="0" r="0" b="9525"/>
-            <wp:docPr id="16" name="Imagen 16" descr="Figura 3 que presenta un esquema de las estructuras de programación, donde se distinguen las estructuras de control, incluyendo la estructura secuencial, las estructuras condicionales y las estructuras de iteración y las estructuras de datos, representadas por vectores y matrices, mostrando de forma jerárquica la organización básica de los programas."/>
-            <wp:cNvGraphicFramePr>
-              <a:graphicFrameLocks xmlns:a="http://schemas.openxmlformats.org/drawingml/2006/main" noChangeAspect="1"/>
-            </wp:cNvGraphicFramePr>
-            <a:graphic xmlns:a="http://schemas.openxmlformats.org/drawingml/2006/main">
-              <a:graphicData uri="http://schemas.openxmlformats.org/drawingml/2006/picture">
-                <pic:pic xmlns:pic="http://schemas.openxmlformats.org/drawingml/2006/picture">
-                  <pic:nvPicPr>
-                    <pic:cNvPr id="16" name="Imagen 16" descr="Figura 3 que presenta un esquema de las estructuras de programación, donde se distinguen las estructuras de control, incluyendo la estructura secuencial, las estructuras condicionales y las estructuras de iteración y las estructuras de datos, representadas por vectores y matrices, mostrando de forma jerárquica la organización básica de los programas."/>
-                    <pic:cNvPicPr>
-                      <a:picLocks noChangeAspect="1" noChangeArrowheads="1"/>
-                    </pic:cNvPicPr>
-                  </pic:nvPicPr>
-                  <pic:blipFill>
-                    <a:blip r:embed="rId16">
-                      <a:extLst>
-                        <a:ext uri="{28A0092B-C50C-407E-A947-70E740481C1C}">
-                          <a14:useLocalDpi xmlns:a14="http://schemas.microsoft.com/office/drawing/2010/main" val="0"/>
-                        </a:ext>
-                      </a:extLst>
-                    </a:blip>
-                    <a:srcRect/>
-                    <a:stretch>
-                      <a:fillRect/>
-                    </a:stretch>
-                  </pic:blipFill>
-                  <pic:spPr bwMode="auto">
-                    <a:xfrm>
-                      <a:off x="0" y="0"/>
-                      <a:ext cx="6324600" cy="1590675"/>
-                    </a:xfrm>
-                    <a:prstGeom prst="rect">
-                      <a:avLst/>
-                    </a:prstGeom>
-                    <a:noFill/>
-                    <a:ln>
-                      <a:noFill/>
-                    </a:ln>
-                  </pic:spPr>
-                </pic:pic>
-              </a:graphicData>
-            </a:graphic>
-          </wp:inline>
-        </w:drawing>
-      </w:r>
-    </w:p>
-    <w:p/>
-    <w:p>
-      <w:r>
-        <w:t xml:space="preserve">Las estructuras de programación se organizan en dos grandes grupos: </w:t>
-      </w:r>
-    </w:p>
-    <w:p/>
+        <w:t>Las estructuras de control y las estructuras de datos constituyen elementos fundamentales en la programación, ya que permiten definir el comportamiento de un algoritmo y organizar la información de manera eficiente. Su correcta implementación garantiza que las soluciones desarrolladas respondan de forma lógica a diferentes condiciones y que los datos sean gestionados adecuadamente durante la ejecución del programa.</w:t>
+      </w:r>
+    </w:p>
+    <w:p>
+      <w:r>
+        <w:t>Las estructuras de control determinan el flujo de ejecución de las instrucciones, permitiendo establecer secuencias, tomar decisiones y repetir procesos según sea necesario. Por su parte, las estructuras de datos facilitan el almacenamiento y la organización de la información, permitiendo manipular conjuntos de datos de forma estructurada.</w:t>
+      </w:r>
+    </w:p>
+    <w:p>
+      <w:r>
+        <w:t>Las estructuras utilizadas en programación pueden clasificarse en dos grandes grupos:</w:t>
+      </w:r>
+    </w:p>
     <w:p>
       <w:pPr>
         <w:pStyle w:val="Prrafodelista"/>
@@ -7426,19 +7280,23 @@
         </w:numPr>
         <w:rPr>
           <w:b/>
-        </w:rPr>
-      </w:pPr>
-      <w:r>
-        <w:rPr>
-          <w:b/>
-        </w:rPr>
-        <w:lastRenderedPageBreak/>
+          <w:bCs/>
+        </w:rPr>
+      </w:pPr>
+      <w:r>
+        <w:rPr>
+          <w:b/>
+          <w:bCs/>
+        </w:rPr>
         <w:t>Estructuras de control</w:t>
       </w:r>
     </w:p>
     <w:p>
-      <w:r>
-        <w:t xml:space="preserve">Comprenden la ejecución secuencial de instrucciones, las estructuras condicionales para la toma de decisiones según condiciones específicas y las estructuras repetitivas que permiten ejecutar procesos de forma iterativa. </w:t>
+      <w:pPr>
+        <w:ind w:left="1416" w:firstLine="1"/>
+      </w:pPr>
+      <w:r>
+        <w:t>Comprenden la ejecución secuencial de instrucciones, las estructuras condicionales para la toma de decisiones según condiciones específicas y las estructuras repetitivas que permiten ejecutar procesos de forma iterativa. Estas estructuras hacen posible controlar el comportamiento de un algoritmo de acuerdo con los requerimientos de la solución planteada.</w:t>
       </w:r>
     </w:p>
     <w:p>
@@ -7450,23 +7308,32 @@
         </w:numPr>
         <w:rPr>
           <w:b/>
-        </w:rPr>
-      </w:pPr>
-      <w:r>
-        <w:rPr>
-          <w:b/>
+          <w:bCs/>
+        </w:rPr>
+      </w:pPr>
+      <w:r>
+        <w:rPr>
+          <w:b/>
+          <w:bCs/>
         </w:rPr>
         <w:t>Estructuras de datos</w:t>
       </w:r>
     </w:p>
     <w:p>
-      <w:r>
-        <w:t>Facilitan el almacenamiento y la organización de múltiples valores, como los vectores y las matrices, permitiendo un acceso ordenado y eficiente a la información.</w:t>
-      </w:r>
-    </w:p>
-    <w:p>
-      <w:r>
-        <w:t>El dominio de estas estructuras permite desarrollar algoritmos más dinámicos, organizados y eficientes, facilitando la resolución de problemas y el manejo adecuado de la información dentro de los programas.</w:t>
+      <w:pPr>
+        <w:ind w:left="1416" w:firstLine="1"/>
+      </w:pPr>
+      <w:r>
+        <w:t xml:space="preserve">Facilitan el almacenamiento y la organización de múltiples valores, como los vectores y las matrices, permitiendo un acceso ordenado y eficiente a la </w:t>
+      </w:r>
+      <w:r>
+        <w:lastRenderedPageBreak/>
+        <w:t>información. Su utilización contribuye al manejo adecuado de grandes cantidades de datos y favorece la construcción de soluciones más organizadas y escalables.</w:t>
+      </w:r>
+    </w:p>
+    <w:p>
+      <w:r>
+        <w:t>La adecuada selección y aplicación de estas estructuras permite desarrollar algoritmos más dinámicos, organizados y eficientes, facilitando la resolución de problemas y el manejo adecuado de la información dentro de los programas.</w:t>
       </w:r>
     </w:p>
     <w:p/>
@@ -7521,7 +7388,6 @@
     <w:p/>
     <w:p>
       <w:r>
-        <w:lastRenderedPageBreak/>
         <w:t>Estas son las actividades principales en una estructura secuencial:</w:t>
       </w:r>
     </w:p>
@@ -7563,6 +7429,7 @@
         <w:rPr>
           <w:b/>
         </w:rPr>
+        <w:lastRenderedPageBreak/>
         <w:t>Procesamiento</w:t>
       </w:r>
     </w:p>
@@ -7617,12 +7484,12 @@
     </w:p>
     <w:p>
       <w:r>
+        <w:t>Su utilización es fundamental cuando una solución requiere analizar diferentes escenarios y ejecutar instrucciones distintas en función de los resultados obtenidos. De esta manera, se logra que el algoritmo responda de forma dinámica a los datos de entrada y a las situaciones planteadas.</w:t>
+      </w:r>
+    </w:p>
+    <w:p>
+      <w:r>
         <w:lastRenderedPageBreak/>
-        <w:t>Su utilización es fundamental cuando una solución requiere analizar diferentes escenarios y ejecutar instrucciones distintas en función de los resultados obtenidos. De esta manera, se logra que el algoritmo responda de forma dinámica a los datos de entrada y a las situaciones planteadas.</w:t>
-      </w:r>
-    </w:p>
-    <w:p>
-      <w:r>
         <w:t>Así como las secuenciales, estas estructuras también tienen actividades principales:</w:t>
       </w:r>
     </w:p>
@@ -7715,49 +7582,44 @@
       </w:pPr>
       <w:bookmarkStart w:id="28" w:name="_Toc231371648"/>
       <w:r>
+        <w:t>Estructuras de iteración o repetitivas (</w:t>
+      </w:r>
+      <w:r>
+        <w:rPr>
+          <w:rStyle w:val="Extranjerismo"/>
+        </w:rPr>
+        <w:t>for, while</w:t>
+      </w:r>
+      <w:r>
+        <w:t>)</w:t>
+      </w:r>
+      <w:bookmarkEnd w:id="28"/>
+    </w:p>
+    <w:p>
+      <w:r>
+        <w:t>Permiten ejecutar un conjunto de instrucciones varias veces, de acuerdo con una condición o un número determinado de repeticiones. Estas estructuras son esenciales en la programación, ya que facilitan la automatización de procesos y evitan la repetición innecesaria de código, haciendo las soluciones más eficientes y organizadas.</w:t>
+      </w:r>
+    </w:p>
+    <w:p>
+      <w:r>
         <w:lastRenderedPageBreak/>
-        <w:t>Estructuras de iteración o repetitivas (</w:t>
-      </w:r>
-      <w:proofErr w:type="spellStart"/>
-      <w:r>
-        <w:t>for</w:t>
-      </w:r>
-      <w:proofErr w:type="spellEnd"/>
-      <w:r>
-        <w:t xml:space="preserve">, </w:t>
-      </w:r>
-      <w:proofErr w:type="spellStart"/>
-      <w:r>
+        <w:t xml:space="preserve">Su aplicación es fundamental cuando se requiere procesar datos de forma continua, realizar cálculos repetitivos o recorrer conjuntos de información. A través de estructuras como </w:t>
+      </w:r>
+      <w:r>
+        <w:rPr>
+          <w:rStyle w:val="Extranjerismo"/>
+        </w:rPr>
+        <w:t xml:space="preserve">for </w:t>
+      </w:r>
+      <w:r>
+        <w:t xml:space="preserve">y </w:t>
+      </w:r>
+      <w:r>
+        <w:rPr>
+          <w:rStyle w:val="Extranjerismo"/>
+        </w:rPr>
         <w:t>while</w:t>
       </w:r>
-      <w:proofErr w:type="spellEnd"/>
-      <w:r>
-        <w:t>)</w:t>
-      </w:r>
-      <w:bookmarkEnd w:id="28"/>
-    </w:p>
-    <w:p>
-      <w:r>
-        <w:t>Permiten ejecutar un conjunto de instrucciones varias veces, de acuerdo con una condición o un número determinado de repeticiones. Estas estructuras son esenciales en la programación, ya que facilitan la automatización de procesos y evitan la repetición innecesaria de código, haciendo las soluciones más eficientes y organizadas.</w:t>
-      </w:r>
-    </w:p>
-    <w:p>
-      <w:r>
-        <w:t xml:space="preserve">Su aplicación es fundamental cuando se requiere procesar datos de forma continua, realizar cálculos repetitivos o recorrer conjuntos de información. A través de estructuras como </w:t>
-      </w:r>
-      <w:proofErr w:type="spellStart"/>
-      <w:r>
-        <w:t>for</w:t>
-      </w:r>
-      <w:proofErr w:type="spellEnd"/>
-      <w:r>
-        <w:t xml:space="preserve"> y </w:t>
-      </w:r>
-      <w:proofErr w:type="spellStart"/>
-      <w:r>
-        <w:t>while</w:t>
-      </w:r>
-      <w:proofErr w:type="spellEnd"/>
       <w:r>
         <w:t>, el algoritmo puede controlar la cantidad de veces que se ejecuta un bloque de instrucciones, garantizando precisión en el resultado.</w:t>
       </w:r>
@@ -7788,53 +7650,40 @@
     <w:p>
       <w:pPr>
         <w:pStyle w:val="Prrafodelista"/>
-        <w:numPr>
-          <w:ilvl w:val="1"/>
-          <w:numId w:val="20"/>
-        </w:numPr>
-      </w:pPr>
-      <w:r>
-        <w:t>Establecimiento del criterio que controla la repetición.</w:t>
-      </w:r>
-    </w:p>
-    <w:p>
-      <w:pPr>
-        <w:pStyle w:val="Prrafodelista"/>
-        <w:numPr>
-          <w:ilvl w:val="1"/>
-          <w:numId w:val="20"/>
-        </w:numPr>
-      </w:pPr>
-      <w:r>
-        <w:t>Puede ser una condición lógica (</w:t>
-      </w:r>
-      <w:proofErr w:type="spellStart"/>
-      <w:r>
+        <w:ind w:left="1429" w:firstLine="0"/>
+        <w:rPr>
+          <w:bCs/>
+        </w:rPr>
+      </w:pPr>
+      <w:r>
+        <w:rPr>
+          <w:bCs/>
+        </w:rPr>
+        <w:t xml:space="preserve">Consiste en establecer el criterio que controla la repetición del ciclo. Esta condición puede corresponder a una expresión lógica, como en las estructuras </w:t>
+      </w:r>
+      <w:r>
+        <w:rPr>
+          <w:rStyle w:val="Extranjerismo"/>
+        </w:rPr>
         <w:t>while</w:t>
       </w:r>
-      <w:proofErr w:type="spellEnd"/>
-      <w:r>
-        <w:t>) o un rango (</w:t>
-      </w:r>
-      <w:proofErr w:type="spellStart"/>
-      <w:r>
-        <w:t>for</w:t>
-      </w:r>
-      <w:proofErr w:type="spellEnd"/>
-      <w:r>
-        <w:t>).</w:t>
-      </w:r>
-    </w:p>
-    <w:p>
-      <w:pPr>
-        <w:pStyle w:val="Prrafodelista"/>
-        <w:numPr>
-          <w:ilvl w:val="1"/>
-          <w:numId w:val="20"/>
-        </w:numPr>
-      </w:pPr>
-      <w:r>
-        <w:t>Inicialización de variables de control.</w:t>
+      <w:r>
+        <w:rPr>
+          <w:bCs/>
+        </w:rPr>
+        <w:t xml:space="preserve">, o a un rango definido de repeticiones, como ocurre en las estructuras </w:t>
+      </w:r>
+      <w:r>
+        <w:rPr>
+          <w:rStyle w:val="Extranjerismo"/>
+        </w:rPr>
+        <w:t>for.</w:t>
+      </w:r>
+      <w:r>
+        <w:rPr>
+          <w:bCs/>
+        </w:rPr>
+        <w:t xml:space="preserve"> En esta etapa también se realiza la inicialización de las variables de control necesarias para el funcionamiento del ciclo.</w:t>
       </w:r>
     </w:p>
     <w:p>
@@ -7858,37 +7707,16 @@
     <w:p>
       <w:pPr>
         <w:pStyle w:val="Prrafodelista"/>
-        <w:numPr>
-          <w:ilvl w:val="1"/>
-          <w:numId w:val="20"/>
-        </w:numPr>
-      </w:pPr>
-      <w:r>
-        <w:t>Desarrollo de las instrucciones dentro del ciclo.</w:t>
-      </w:r>
-    </w:p>
-    <w:p>
-      <w:pPr>
-        <w:pStyle w:val="Prrafodelista"/>
-        <w:numPr>
-          <w:ilvl w:val="1"/>
-          <w:numId w:val="20"/>
-        </w:numPr>
-      </w:pPr>
-      <w:r>
-        <w:t>Procesamiento de datos en cada iteración.</w:t>
-      </w:r>
-    </w:p>
-    <w:p>
-      <w:pPr>
-        <w:pStyle w:val="Prrafodelista"/>
-        <w:numPr>
-          <w:ilvl w:val="1"/>
-          <w:numId w:val="20"/>
-        </w:numPr>
-      </w:pPr>
-      <w:r>
-        <w:t>Aplicación de operaciones definidas en el algoritmo.</w:t>
+        <w:ind w:left="1429" w:firstLine="0"/>
+        <w:rPr>
+          <w:bCs/>
+        </w:rPr>
+      </w:pPr>
+      <w:r>
+        <w:rPr>
+          <w:bCs/>
+        </w:rPr>
+        <w:t>Corresponde al desarrollo de las instrucciones que se ejecutan de forma repetitiva durante cada iteración. En esta fase se realiza el procesamiento de datos y la aplicación de las operaciones definidas dentro del algoritmo.</w:t>
       </w:r>
     </w:p>
     <w:p>
@@ -7912,37 +7740,16 @@
     <w:p>
       <w:pPr>
         <w:pStyle w:val="Prrafodelista"/>
-        <w:numPr>
-          <w:ilvl w:val="1"/>
-          <w:numId w:val="20"/>
-        </w:numPr>
-      </w:pPr>
-      <w:r>
-        <w:t>Modificación de contadores o variables de control.</w:t>
-      </w:r>
-    </w:p>
-    <w:p>
-      <w:pPr>
-        <w:pStyle w:val="Prrafodelista"/>
-        <w:numPr>
-          <w:ilvl w:val="1"/>
-          <w:numId w:val="20"/>
-        </w:numPr>
-      </w:pPr>
-      <w:r>
-        <w:t>Ajuste de la condición para avanzar en el ciclo.</w:t>
-      </w:r>
-    </w:p>
-    <w:p>
-      <w:pPr>
-        <w:pStyle w:val="Prrafodelista"/>
-        <w:numPr>
-          <w:ilvl w:val="1"/>
-          <w:numId w:val="20"/>
-        </w:numPr>
-      </w:pPr>
-      <w:r>
-        <w:t>Preparación para la siguiente iteración.</w:t>
+        <w:ind w:left="1429" w:firstLine="0"/>
+        <w:rPr>
+          <w:bCs/>
+        </w:rPr>
+      </w:pPr>
+      <w:r>
+        <w:rPr>
+          <w:bCs/>
+        </w:rPr>
+        <w:t>Implica la modificación de contadores o variables de control utilizadas para gestionar la repetición. Esta actualización permite ajustar la condición del ciclo y preparar la siguiente iteración.</w:t>
       </w:r>
     </w:p>
     <w:p>
@@ -7966,42 +7773,21 @@
     <w:p>
       <w:pPr>
         <w:pStyle w:val="Prrafodelista"/>
-        <w:numPr>
-          <w:ilvl w:val="1"/>
-          <w:numId w:val="20"/>
-        </w:numPr>
-      </w:pPr>
-      <w:r>
-        <w:t>Evaluación de la condición de salida.</w:t>
-      </w:r>
-    </w:p>
-    <w:p>
-      <w:pPr>
-        <w:pStyle w:val="Prrafodelista"/>
-        <w:numPr>
-          <w:ilvl w:val="1"/>
-          <w:numId w:val="20"/>
-        </w:numPr>
-      </w:pPr>
+        <w:ind w:left="1429" w:firstLine="0"/>
+        <w:rPr>
+          <w:bCs/>
+        </w:rPr>
+      </w:pPr>
+      <w:r>
+        <w:rPr>
+          <w:bCs/>
+        </w:rPr>
+        <w:t>Se produce cuando la condición de repetición deja de cumplirse. En este momento se termina la ejecución del ciclo y el algoritmo continúa con el flujo normal de las instrucciones restantes.</w:t>
+      </w:r>
+    </w:p>
+    <w:p>
       <w:r>
         <w:lastRenderedPageBreak/>
-        <w:t>Terminación del ciclo cuando no se cumple la condición.</w:t>
-      </w:r>
-    </w:p>
-    <w:p>
-      <w:pPr>
-        <w:pStyle w:val="Prrafodelista"/>
-        <w:numPr>
-          <w:ilvl w:val="1"/>
-          <w:numId w:val="20"/>
-        </w:numPr>
-      </w:pPr>
-      <w:r>
-        <w:t>Continuación del flujo normal del algoritmo.</w:t>
-      </w:r>
-    </w:p>
-    <w:p>
-      <w:r>
         <w:t>El uso adecuado de las estructuras de iteración permite desarrollar algoritmos más dinámicos y eficientes, optimizando el procesamiento de información y facilitando la solución de problemas que requieren repetición de tareas dentro de la programación.</w:t>
       </w:r>
     </w:p>
@@ -8087,6 +7873,12 @@
     <w:p>
       <w:pPr>
         <w:pStyle w:val="Prrafodelista"/>
+        <w:ind w:left="1429" w:firstLine="0"/>
+      </w:pPr>
+    </w:p>
+    <w:p>
+      <w:pPr>
+        <w:pStyle w:val="Prrafodelista"/>
         <w:numPr>
           <w:ilvl w:val="0"/>
           <w:numId w:val="21"/>
@@ -8099,6 +7891,7 @@
         <w:rPr>
           <w:b/>
         </w:rPr>
+        <w:lastRenderedPageBreak/>
         <w:t>Ingreso de datos</w:t>
       </w:r>
     </w:p>
@@ -8849,11 +8642,8 @@
       </w:r>
     </w:p>
     <w:p>
-      <w:pPr>
-        <w:ind w:left="708" w:firstLine="1"/>
-      </w:pPr>
-      <w:r>
-        <w:t>El proceso para definir las características funcionales de los módulos es el siguiente:</w:t>
+      <w:r>
+        <w:t>El proceso para definir las características funcionales de los módulos comprende las siguientes etapas:</w:t>
       </w:r>
     </w:p>
     <w:p>
@@ -8863,34 +8653,39 @@
           <w:ilvl w:val="0"/>
           <w:numId w:val="28"/>
         </w:numPr>
-      </w:pPr>
-      <w:r>
+        <w:rPr>
+          <w:b/>
+          <w:bCs/>
+        </w:rPr>
+      </w:pPr>
+      <w:r>
+        <w:rPr>
+          <w:b/>
+          <w:bCs/>
+        </w:rPr>
         <w:t>Identificar la función del módulo</w:t>
       </w:r>
     </w:p>
     <w:p>
       <w:pPr>
         <w:pStyle w:val="Prrafodelista"/>
-        <w:numPr>
-          <w:ilvl w:val="1"/>
-          <w:numId w:val="28"/>
-        </w:numPr>
-      </w:pPr>
-      <w:r>
-        <w:t>Determinar la tarea específica que debe cumplir.</w:t>
-      </w:r>
-    </w:p>
-    <w:p>
-      <w:pPr>
-        <w:pStyle w:val="Prrafodelista"/>
-        <w:numPr>
-          <w:ilvl w:val="1"/>
-          <w:numId w:val="28"/>
-        </w:numPr>
-      </w:pPr>
-      <w:r>
-        <w:t>Delimitar su responsabilidad dentro del algoritmo.</w:t>
-      </w:r>
+        <w:ind w:left="1429" w:firstLine="0"/>
+      </w:pPr>
+      <w:r>
+        <w:t>Determinar la tarea específica que debe cumplir y delimitar claramente su responsabilidad dentro del algoritmo.</w:t>
+      </w:r>
+    </w:p>
+    <w:p>
+      <w:pPr>
+        <w:pStyle w:val="Prrafodelista"/>
+        <w:ind w:left="1429" w:firstLine="0"/>
+      </w:pPr>
+    </w:p>
+    <w:p>
+      <w:pPr>
+        <w:pStyle w:val="Prrafodelista"/>
+        <w:ind w:left="1429" w:firstLine="0"/>
+      </w:pPr>
     </w:p>
     <w:p>
       <w:pPr>
@@ -8899,34 +8694,27 @@
           <w:ilvl w:val="0"/>
           <w:numId w:val="28"/>
         </w:numPr>
-      </w:pPr>
-      <w:r>
+        <w:rPr>
+          <w:b/>
+          <w:bCs/>
+        </w:rPr>
+      </w:pPr>
+      <w:r>
+        <w:rPr>
+          <w:b/>
+          <w:bCs/>
+        </w:rPr>
+        <w:lastRenderedPageBreak/>
         <w:t>Definir entradas y salidas</w:t>
       </w:r>
     </w:p>
     <w:p>
       <w:pPr>
         <w:pStyle w:val="Prrafodelista"/>
-        <w:numPr>
-          <w:ilvl w:val="1"/>
-          <w:numId w:val="28"/>
-        </w:numPr>
-      </w:pPr>
-      <w:r>
-        <w:t>Establecer los datos que recibe el módulo.</w:t>
-      </w:r>
-    </w:p>
-    <w:p>
-      <w:pPr>
-        <w:pStyle w:val="Prrafodelista"/>
-        <w:numPr>
-          <w:ilvl w:val="1"/>
-          <w:numId w:val="28"/>
-        </w:numPr>
-      </w:pPr>
-      <w:r>
-        <w:lastRenderedPageBreak/>
-        <w:t>Determinar la información que entrega como resultado.</w:t>
+        <w:ind w:left="1429" w:firstLine="0"/>
+      </w:pPr>
+      <w:r>
+        <w:t>Establecer los datos que recibe el módulo y la información que entrega como resultado de su ejecución.</w:t>
       </w:r>
     </w:p>
     <w:p>
@@ -8936,33 +8724,26 @@
           <w:ilvl w:val="0"/>
           <w:numId w:val="28"/>
         </w:numPr>
-      </w:pPr>
-      <w:r>
+        <w:rPr>
+          <w:b/>
+          <w:bCs/>
+        </w:rPr>
+      </w:pPr>
+      <w:r>
+        <w:rPr>
+          <w:b/>
+          <w:bCs/>
+        </w:rPr>
         <w:t>Diseñar la lógica interna</w:t>
       </w:r>
     </w:p>
     <w:p>
       <w:pPr>
         <w:pStyle w:val="Prrafodelista"/>
-        <w:numPr>
-          <w:ilvl w:val="1"/>
-          <w:numId w:val="28"/>
-        </w:numPr>
-      </w:pPr>
-      <w:r>
-        <w:t>Estructurar las instrucciones necesarias para cumplir su función.</w:t>
-      </w:r>
-    </w:p>
-    <w:p>
-      <w:pPr>
-        <w:pStyle w:val="Prrafodelista"/>
-        <w:numPr>
-          <w:ilvl w:val="1"/>
-          <w:numId w:val="28"/>
-        </w:numPr>
-      </w:pPr>
-      <w:r>
-        <w:t>Garantizar coherencia y simplicidad en su desarrollo.</w:t>
+        <w:ind w:left="1429" w:firstLine="0"/>
+      </w:pPr>
+      <w:r>
+        <w:t>Estructurar las instrucciones necesarias para cumplir su función, garantizando coherencia, simplicidad y eficiencia.</w:t>
       </w:r>
     </w:p>
     <w:p>
@@ -8972,33 +8753,40 @@
           <w:ilvl w:val="0"/>
           <w:numId w:val="28"/>
         </w:numPr>
-      </w:pPr>
-      <w:r>
-        <w:t>Validar funcionamiento del módulo</w:t>
-      </w:r>
-    </w:p>
-    <w:p>
-      <w:pPr>
-        <w:pStyle w:val="Prrafodelista"/>
-        <w:numPr>
-          <w:ilvl w:val="1"/>
-          <w:numId w:val="28"/>
-        </w:numPr>
-      </w:pPr>
-      <w:r>
-        <w:t>Verificar que cumple correctamente su propósito.</w:t>
-      </w:r>
-    </w:p>
-    <w:p>
-      <w:pPr>
-        <w:pStyle w:val="Prrafodelista"/>
-        <w:numPr>
-          <w:ilvl w:val="1"/>
-          <w:numId w:val="28"/>
-        </w:numPr>
-      </w:pPr>
-      <w:r>
-        <w:t>Probar su comportamiento con diferentes datos.</w:t>
+        <w:rPr>
+          <w:b/>
+          <w:bCs/>
+        </w:rPr>
+      </w:pPr>
+      <w:r>
+        <w:rPr>
+          <w:b/>
+          <w:bCs/>
+        </w:rPr>
+        <w:t>Validar</w:t>
+      </w:r>
+      <w:r>
+        <w:rPr>
+          <w:b/>
+          <w:bCs/>
+        </w:rPr>
+        <w:t xml:space="preserve"> el</w:t>
+      </w:r>
+      <w:r>
+        <w:rPr>
+          <w:b/>
+          <w:bCs/>
+        </w:rPr>
+        <w:t xml:space="preserve"> funcionamiento del módulo</w:t>
+      </w:r>
+    </w:p>
+    <w:p>
+      <w:pPr>
+        <w:pStyle w:val="Prrafodelista"/>
+        <w:ind w:left="1429" w:firstLine="0"/>
+      </w:pPr>
+      <w:r>
+        <w:t>Verificar que cumple correctamente su propósito y evaluar su comportamiento utilizando diferentes conjuntos de datos.</w:t>
       </w:r>
     </w:p>
     <w:p>
@@ -9008,52 +8796,44 @@
           <w:ilvl w:val="0"/>
           <w:numId w:val="28"/>
         </w:numPr>
-      </w:pPr>
-      <w:r>
+        <w:rPr>
+          <w:b/>
+          <w:bCs/>
+        </w:rPr>
+      </w:pPr>
+      <w:r>
+        <w:rPr>
+          <w:b/>
+          <w:bCs/>
+        </w:rPr>
         <w:t>Integrar con otros módulos</w:t>
       </w:r>
     </w:p>
     <w:p>
       <w:pPr>
         <w:pStyle w:val="Prrafodelista"/>
-        <w:numPr>
-          <w:ilvl w:val="1"/>
-          <w:numId w:val="28"/>
-        </w:numPr>
-      </w:pPr>
-      <w:r>
-        <w:t>Asegurar la correcta comunicación entre módulos.</w:t>
-      </w:r>
-    </w:p>
-    <w:p>
-      <w:pPr>
-        <w:pStyle w:val="Prrafodelista"/>
-        <w:numPr>
-          <w:ilvl w:val="1"/>
-          <w:numId w:val="28"/>
-        </w:numPr>
-      </w:pPr>
-      <w:r>
-        <w:t>Validar su interacción dentro del sistema completo.</w:t>
+        <w:ind w:left="1429" w:firstLine="0"/>
+      </w:pPr>
+      <w:r>
+        <w:t>Asegurar la correcta comunicación entre módulos y validar su interacción dentro de la solución completa.</w:t>
+      </w:r>
+    </w:p>
+    <w:p>
+      <w:r>
+        <w:t xml:space="preserve">La adecuada definición de las características funcionales de los módulos permite desarrollar soluciones más organizadas, eficientes y mantenibles, fortaleciendo la calidad del </w:t>
+      </w:r>
+      <w:r>
+        <w:rPr>
+          <w:rStyle w:val="Extranjerismo"/>
+        </w:rPr>
+        <w:t>software</w:t>
+      </w:r>
+      <w:r>
+        <w:t xml:space="preserve"> y facilitando su evolución en distintos contextos de aplicación.</w:t>
       </w:r>
     </w:p>
     <w:p/>
     <w:p>
-      <w:r>
-        <w:t xml:space="preserve">La adecuada definición de las características funcionales de los módulos permite desarrollar soluciones más organizadas, eficientes y mantenibles, fortaleciendo la calidad del </w:t>
-      </w:r>
-      <w:r>
-        <w:rPr>
-          <w:rStyle w:val="Extranjerismo"/>
-        </w:rPr>
-        <w:t>software</w:t>
-      </w:r>
-      <w:r>
-        <w:t xml:space="preserve"> y facilitando su evolución en distintos contextos de aplicación.</w:t>
-      </w:r>
-    </w:p>
-    <w:p/>
-    <w:p>
       <w:pPr>
         <w:pStyle w:val="Ttulo2"/>
       </w:pPr>
@@ -9070,11 +8850,11 @@
     </w:p>
     <w:p>
       <w:r>
-        <w:t xml:space="preserve">Durante el proceso de diseño y validación de algoritmos, es común que se presenten inconsistencias relacionadas con la lógica, el manejo de datos o la estructura de las instrucciones. Estos errores pueden originarse desde el análisis del problema o </w:t>
+        <w:t xml:space="preserve">Durante el proceso de diseño y validación de algoritmos, es común que se presenten inconsistencias relacionadas con la lógica, el manejo de datos o la estructura </w:t>
       </w:r>
       <w:r>
         <w:lastRenderedPageBreak/>
-        <w:t>durante la implementación, lo que hace necesario aplicar estrategias de verificación como las pruebas de escritorio.</w:t>
+        <w:t>de las instrucciones. Estos errores pueden originarse desde el análisis del problema o durante la implementación, lo que hace necesario aplicar estrategias de verificación como las pruebas de escritorio.</w:t>
       </w:r>
     </w:p>
     <w:p>
@@ -9089,8 +8869,16 @@
           <w:ilvl w:val="0"/>
           <w:numId w:val="29"/>
         </w:numPr>
-      </w:pPr>
-      <w:r>
+        <w:rPr>
+          <w:b/>
+          <w:bCs/>
+        </w:rPr>
+      </w:pPr>
+      <w:r>
+        <w:rPr>
+          <w:b/>
+          <w:bCs/>
+        </w:rPr>
         <w:t>Clasificación de errores en algoritmos</w:t>
       </w:r>
     </w:p>
@@ -9381,100 +9169,16 @@
     <w:p/>
     <w:p>
       <w:r>
-        <w:t>Igualmente, se relaciona un diagrama de f</w:t>
-      </w:r>
-      <w:r>
-        <w:t>l</w:t>
-      </w:r>
-      <w:r>
-        <w:t>ujo sobre la detección de errores y con ello se puede apreciar de manera directa el debido accionar ante un acontecimiento real:</w:t>
-      </w:r>
-    </w:p>
-    <w:p/>
-    <w:p>
-      <w:pPr>
-        <w:pStyle w:val="Figura"/>
-      </w:pPr>
+        <w:t xml:space="preserve">La identificación temprana de errores permite mejorar la calidad de los algoritmos y reducir problemas durante su implementación. Por esta razón, es </w:t>
+      </w:r>
       <w:r>
         <w:lastRenderedPageBreak/>
-        <w:t>Proceso de detección de errores en algoritmos</w:t>
-      </w:r>
-    </w:p>
-    <w:p>
-      <w:pPr>
-        <w:ind w:firstLine="0"/>
-        <w:rPr>
-          <w:lang w:eastAsia="es-CO"/>
-        </w:rPr>
-      </w:pPr>
-      <w:r>
-        <w:rPr>
-          <w:noProof/>
-          <w:lang w:eastAsia="es-CO"/>
-        </w:rPr>
-        <w:drawing>
-          <wp:inline distT="0" distB="0" distL="0" distR="0" wp14:anchorId="4553F531" wp14:editId="0851E120">
-            <wp:extent cx="6324600" cy="1543050"/>
-            <wp:effectExtent l="0" t="0" r="0" b="0"/>
-            <wp:docPr id="17" name="Imagen 17" descr="Figura 4 que muestra un diagrama de flujo del proceso para arrancar un vehículo, donde se representan de forma secuencial acciones como insertar la llave, ubicar el cambio en punto muerto y girar la llave, junto con una decisión que evalúa si el motor arranca, derivando en acciones alternativas como poner el cambio en primera o llamar al mecánico hasta llegar al fin del proceso."/>
-            <wp:cNvGraphicFramePr>
-              <a:graphicFrameLocks xmlns:a="http://schemas.openxmlformats.org/drawingml/2006/main" noChangeAspect="1"/>
-            </wp:cNvGraphicFramePr>
-            <a:graphic xmlns:a="http://schemas.openxmlformats.org/drawingml/2006/main">
-              <a:graphicData uri="http://schemas.openxmlformats.org/drawingml/2006/picture">
-                <pic:pic xmlns:pic="http://schemas.openxmlformats.org/drawingml/2006/picture">
-                  <pic:nvPicPr>
-                    <pic:cNvPr id="17" name="Imagen 17" descr="Figura 4 que muestra un diagrama de flujo del proceso para arrancar un vehículo, donde se representan de forma secuencial acciones como insertar la llave, ubicar el cambio en punto muerto y girar la llave, junto con una decisión que evalúa si el motor arranca, derivando en acciones alternativas como poner el cambio en primera o llamar al mecánico hasta llegar al fin del proceso."/>
-                    <pic:cNvPicPr>
-                      <a:picLocks noChangeAspect="1" noChangeArrowheads="1"/>
-                    </pic:cNvPicPr>
-                  </pic:nvPicPr>
-                  <pic:blipFill>
-                    <a:blip r:embed="rId17">
-                      <a:extLst>
-                        <a:ext uri="{28A0092B-C50C-407E-A947-70E740481C1C}">
-                          <a14:useLocalDpi xmlns:a14="http://schemas.microsoft.com/office/drawing/2010/main" val="0"/>
-                        </a:ext>
-                      </a:extLst>
-                    </a:blip>
-                    <a:srcRect/>
-                    <a:stretch>
-                      <a:fillRect/>
-                    </a:stretch>
-                  </pic:blipFill>
-                  <pic:spPr bwMode="auto">
-                    <a:xfrm>
-                      <a:off x="0" y="0"/>
-                      <a:ext cx="6324600" cy="1543050"/>
-                    </a:xfrm>
-                    <a:prstGeom prst="rect">
-                      <a:avLst/>
-                    </a:prstGeom>
-                    <a:noFill/>
-                    <a:ln>
-                      <a:noFill/>
-                    </a:ln>
-                  </pic:spPr>
-                </pic:pic>
-              </a:graphicData>
-            </a:graphic>
-          </wp:inline>
-        </w:drawing>
-      </w:r>
-    </w:p>
-    <w:p/>
-    <w:p>
-      <w:r>
-        <w:t xml:space="preserve">A continuación, se presenta un análisis sobre los errores más comunes que pueden surgir durante el diseño y desarrollo de algoritmos. Comprender sus causas y consecuencias resulta fundamental para mejorar la lógica de programación y la calidad del </w:t>
-      </w:r>
-      <w:r>
-        <w:rPr>
-          <w:rStyle w:val="Extranjerismo"/>
-        </w:rPr>
-        <w:t>software</w:t>
-      </w:r>
-      <w:r>
-        <w:t>. Asimismo, se proponen estrategias prácticas que contribuyen a prevenir fallos, optimizar el proceso de desarrollo y garantizar resultados correctos y confiables:</w:t>
+        <w:t>importante analizar las causas que los originan, las consecuencias que generan y las estrategias que contribuyen a su prevención.</w:t>
+      </w:r>
+    </w:p>
+    <w:p>
+      <w:r>
+        <w:t>A continuación, se presenta un análisis sobre los errores más comunes que pueden surgir durante el diseño y desarrollo de algoritmos. Comprender sus causas y consecuencias resulta fundamental para mejorar la lógica de programación y la calidad del software. Asimismo, se proponen estrategias prácticas que contribuyen a prevenir fallos, optimizar el proceso de desarrollo y garantizar resultados correctos y confiables:</w:t>
       </w:r>
     </w:p>
     <w:p>
@@ -9564,12 +9268,6 @@
     <w:p>
       <w:pPr>
         <w:pStyle w:val="Prrafodelista"/>
-        <w:ind w:left="1429" w:firstLine="0"/>
-      </w:pPr>
-    </w:p>
-    <w:p>
-      <w:pPr>
-        <w:pStyle w:val="Prrafodelista"/>
         <w:numPr>
           <w:ilvl w:val="0"/>
           <w:numId w:val="30"/>
@@ -9630,7 +9328,6 @@
         </w:numPr>
       </w:pPr>
       <w:r>
-        <w:lastRenderedPageBreak/>
         <w:t xml:space="preserve">Baja calidad del </w:t>
       </w:r>
       <w:r>
@@ -9642,12 +9339,6 @@
       <w:r>
         <w:t>.</w:t>
       </w:r>
-    </w:p>
-    <w:p>
-      <w:pPr>
-        <w:pStyle w:val="Prrafodelista"/>
-        <w:ind w:left="1429" w:firstLine="0"/>
-      </w:pPr>
     </w:p>
     <w:p>
       <w:pPr>
@@ -9729,7 +9420,8 @@
     </w:p>
     <w:p>
       <w:r>
-        <w:t>Para comprender de mejor manera el funcionamiento del algoritmo y la identificación de errores lógicos, se presenta el siguiente video, en el cual se explica paso a paso un ejemplo práctico donde se evidencia cómo una operación incorrecta dentro del proceso afecta el resultado final del programa:</w:t>
+        <w:lastRenderedPageBreak/>
+        <w:t>Para complementar los conceptos abordados, se recomienda revisar el siguiente video, en el cual se presenta un ejemplo práctico orientado a la identificación de errores lógicos dentro de un algoritmo. Este recurso permite comprender cómo una operación incorrecta puede afectar los resultados esperados y resalta la importancia de realizar procesos de validación durante el desarrollo de soluciones.</w:t>
       </w:r>
     </w:p>
     <w:p>
@@ -9761,7 +9453,7 @@
           <w:noProof/>
         </w:rPr>
         <w:drawing>
-          <wp:inline distT="0" distB="0" distL="0" distR="0" wp14:anchorId="05B034BA" wp14:editId="3C85E578">
+          <wp:inline distT="0" distB="0" distL="0" distR="0" wp14:anchorId="05B034BA" wp14:editId="4F9476F3">
             <wp:extent cx="4680000" cy="2631600"/>
             <wp:effectExtent l="0" t="0" r="6350" b="0"/>
             <wp:docPr id="8" name="Imagen 8">
@@ -9790,7 +9482,7 @@
                     </pic:cNvPicPr>
                   </pic:nvPicPr>
                   <pic:blipFill>
-                    <a:blip r:embed="rId18" cstate="print">
+                    <a:blip r:embed="rId15" cstate="print">
                       <a:extLst>
                         <a:ext uri="{28A0092B-C50C-407E-A947-70E740481C1C}">
                           <a14:useLocalDpi xmlns:a14="http://schemas.microsoft.com/office/drawing/2010/main" val="0"/>
@@ -9830,7 +9522,7 @@
           <w:b/>
         </w:rPr>
       </w:pPr>
-      <w:hyperlink r:id="rId19" w:history="1">
+      <w:hyperlink r:id="rId16" w:history="1">
         <w:r>
           <w:rPr>
             <w:rStyle w:val="Hipervnculo"/>
@@ -9865,7 +9557,6 @@
               <w:rPr>
                 <w:b/>
               </w:rPr>
-              <w:lastRenderedPageBreak/>
               <w:t>Transcripción del video</w:t>
             </w:r>
             <w:r>
@@ -9892,7 +9583,11 @@
           </w:p>
           <w:p>
             <w:r>
-              <w:t>Seguidamente, el algoritmo realiza una operación aritmética y asigna el resultado de restar num2 a num1 en la variable resultado. Sin embargo, en este punto se presenta un error lógico, ya que la operación realizada es una resta cuando el objetivo debía ser una suma.</w:t>
+              <w:t xml:space="preserve">Seguidamente, el algoritmo realiza una operación aritmética y asigna el resultado de restar num2 a num1 en la variable resultado. Sin embargo, en este </w:t>
+            </w:r>
+            <w:r>
+              <w:lastRenderedPageBreak/>
+              <w:t>punto se presenta un error lógico, ya que la operación realizada es una resta cuando el objetivo debía ser una suma.</w:t>
             </w:r>
           </w:p>
           <w:p>
@@ -9926,7 +9621,6 @@
     </w:p>
     <w:p>
       <w:r>
-        <w:lastRenderedPageBreak/>
         <w:t>Una adecuada definición de los parámetros permite que los módulos funcionen de manera independiente, facilitando su reutilización y evitando dependencias innecesarias. Además, contribuye a que el intercambio de información sea claro, controlado y alineado con la funcionalidad de cada módulo.</w:t>
       </w:r>
     </w:p>
@@ -9951,13 +9645,24 @@
         <w:rPr>
           <w:b/>
         </w:rPr>
+        <w:lastRenderedPageBreak/>
         <w:t>Parámetros de entrada</w:t>
       </w:r>
     </w:p>
     <w:p>
-      <w:r>
-        <w:t>Corresponden a los datos que el módulo recibe para poder ejecutar su función.</w:t>
-      </w:r>
+      <w:pPr>
+        <w:pStyle w:val="Prrafodelista"/>
+        <w:ind w:left="1429" w:firstLine="0"/>
+      </w:pPr>
+      <w:r>
+        <w:t>Corresponden a los datos que el módulo recibe para ejecutar su función. Estos valores proporcionan la información necesaria para realizar el procesamiento requerido.</w:t>
+      </w:r>
+    </w:p>
+    <w:p>
+      <w:pPr>
+        <w:pStyle w:val="Prrafodelista"/>
+        <w:ind w:left="1429" w:firstLine="0"/>
+      </w:pPr>
     </w:p>
     <w:p>
       <w:pPr>
@@ -9978,9 +9683,19 @@
       </w:r>
     </w:p>
     <w:p>
-      <w:r>
-        <w:t>Representan los resultados generados por el módulo después de procesar la información.</w:t>
-      </w:r>
+      <w:pPr>
+        <w:pStyle w:val="Prrafodelista"/>
+        <w:ind w:left="1429" w:firstLine="0"/>
+      </w:pPr>
+      <w:r>
+        <w:t>Representan los resultados generados por el módulo después de procesar la información recibida. Permiten comunicar los resultados obtenidos a otros módulos o al programa principal.</w:t>
+      </w:r>
+    </w:p>
+    <w:p>
+      <w:pPr>
+        <w:pStyle w:val="Prrafodelista"/>
+        <w:ind w:left="1429" w:firstLine="0"/>
+      </w:pPr>
     </w:p>
     <w:p>
       <w:pPr>
@@ -10001,9 +9716,19 @@
       </w:r>
     </w:p>
     <w:p>
-      <w:r>
-        <w:t>Los parámetros deben estar claramente especificados para evitar ambigüedades en su uso.</w:t>
-      </w:r>
+      <w:pPr>
+        <w:pStyle w:val="Prrafodelista"/>
+        <w:ind w:left="1429" w:firstLine="0"/>
+      </w:pPr>
+      <w:r>
+        <w:t>Los parámetros deben estar claramente especificados para evitar ambigüedades y garantizar una adecuada comprensión de su propósito dentro del módulo.</w:t>
+      </w:r>
+    </w:p>
+    <w:p>
+      <w:pPr>
+        <w:pStyle w:val="Prrafodelista"/>
+        <w:ind w:left="1429" w:firstLine="0"/>
+      </w:pPr>
     </w:p>
     <w:p>
       <w:pPr>
@@ -10024,9 +9749,19 @@
       </w:r>
     </w:p>
     <w:p>
-      <w:r>
-        <w:t>Es necesario definir el tipo de información que se recibe y se devuelve, garantizando coherencia en el procesamiento.</w:t>
-      </w:r>
+      <w:pPr>
+        <w:pStyle w:val="Prrafodelista"/>
+        <w:ind w:left="1429" w:firstLine="0"/>
+      </w:pPr>
+      <w:r>
+        <w:t>Es necesario definir el tipo de información que se recibe y se devuelve, asegurando coherencia durante el procesamiento y la obtención de resultados.</w:t>
+      </w:r>
+    </w:p>
+    <w:p>
+      <w:pPr>
+        <w:pStyle w:val="Prrafodelista"/>
+        <w:ind w:left="1429" w:firstLine="0"/>
+      </w:pPr>
     </w:p>
     <w:p>
       <w:pPr>
@@ -10035,9 +9770,6 @@
           <w:ilvl w:val="0"/>
           <w:numId w:val="31"/>
         </w:numPr>
-        <w:rPr>
-          <w:b/>
-        </w:rPr>
       </w:pPr>
       <w:r>
         <w:rPr>
@@ -10047,16 +9779,12 @@
       </w:r>
     </w:p>
     <w:p>
-      <w:r>
-        <w:t xml:space="preserve">Los parámetros permiten que cada módulo funcione sin depender directamente de otros, favoreciendo </w:t>
-      </w:r>
-      <w:proofErr w:type="gramStart"/>
-      <w:r>
-        <w:t>la modularidad</w:t>
-      </w:r>
-      <w:proofErr w:type="gramEnd"/>
-      <w:r>
-        <w:t>.</w:t>
+      <w:pPr>
+        <w:pStyle w:val="Prrafodelista"/>
+        <w:ind w:left="1417" w:firstLine="0"/>
+      </w:pPr>
+      <w:r>
+        <w:t>Los parámetros permiten que cada módulo funcione de manera autónoma, reduciendo dependencias innecesarias y favoreciendo la reutilización del código.</w:t>
       </w:r>
     </w:p>
     <w:p>
@@ -10312,10 +10040,10 @@
                     <pic:cNvPicPr/>
                   </pic:nvPicPr>
                   <pic:blipFill>
-                    <a:blip r:embed="rId20">
+                    <a:blip r:embed="rId17">
                       <a:extLst>
                         <a:ext uri="{96DAC541-7B7A-43D3-8B79-37D633B846F1}">
-                          <asvg:svgBlip xmlns:asvg="http://schemas.microsoft.com/office/drawing/2016/SVG/main" r:embed="rId21"/>
+                          <asvg:svgBlip xmlns:asvg="http://schemas.microsoft.com/office/drawing/2016/SVG/main" r:embed="rId18"/>
                         </a:ext>
                       </a:extLst>
                     </a:blip>
@@ -11334,14 +11062,9 @@
           <w:p>
             <w:pPr>
               <w:pStyle w:val="TextoTablas"/>
-              <w:rPr>
-                <w:rFonts w:asciiTheme="minorHAnsi" w:hAnsiTheme="minorHAnsi" w:cstheme="minorHAnsi"/>
-                <w:szCs w:val="24"/>
-                <w:lang w:val="es-ES_tradnl"/>
-              </w:rPr>
             </w:pPr>
             <w:r>
-              <w:t>Profesional G06. Responsable Ecosistema de Recursos Educativos Digitales (RED)</w:t>
+              <w:t>Profesional G06. Responsable Ecosistema Virtual de Recursos Educativos Digitales</w:t>
             </w:r>
           </w:p>
         </w:tc>
@@ -11921,8 +11644,8 @@
       </w:pPr>
     </w:p>
     <w:sectPr>
-      <w:headerReference w:type="default" r:id="rId22"/>
-      <w:footerReference w:type="default" r:id="rId23"/>
+      <w:headerReference w:type="default" r:id="rId19"/>
+      <w:footerReference w:type="default" r:id="rId20"/>
       <w:pgSz w:w="12240" w:h="15840"/>
       <w:pgMar w:top="1701" w:right="1134" w:bottom="1134" w:left="1134" w:header="709" w:footer="737" w:gutter="0"/>
       <w:pgNumType w:start="1"/>
@@ -12528,6 +12251,119 @@
     </w:lvl>
   </w:abstractNum>
   <w:abstractNum w:abstractNumId="4" w15:restartNumberingAfterBreak="0">
+    <w:nsid w:val="0CCB7C37"/>
+    <w:multiLevelType w:val="hybridMultilevel"/>
+    <w:tmpl w:val="54E419BC"/>
+    <w:lvl w:ilvl="0" w:tplc="240A0001">
+      <w:start w:val="1"/>
+      <w:numFmt w:val="bullet"/>
+      <w:lvlText w:val=""/>
+      <w:lvlJc w:val="left"/>
+      <w:pPr>
+        <w:ind w:left="1429" w:hanging="360"/>
+      </w:pPr>
+      <w:rPr>
+        <w:rFonts w:ascii="Symbol" w:hAnsi="Symbol" w:hint="default"/>
+      </w:rPr>
+    </w:lvl>
+    <w:lvl w:ilvl="1" w:tplc="240A0003" w:tentative="1">
+      <w:start w:val="1"/>
+      <w:numFmt w:val="bullet"/>
+      <w:lvlText w:val="o"/>
+      <w:lvlJc w:val="left"/>
+      <w:pPr>
+        <w:ind w:left="2149" w:hanging="360"/>
+      </w:pPr>
+      <w:rPr>
+        <w:rFonts w:ascii="Courier New" w:hAnsi="Courier New" w:cs="Courier New" w:hint="default"/>
+      </w:rPr>
+    </w:lvl>
+    <w:lvl w:ilvl="2" w:tplc="240A0005" w:tentative="1">
+      <w:start w:val="1"/>
+      <w:numFmt w:val="bullet"/>
+      <w:lvlText w:val=""/>
+      <w:lvlJc w:val="left"/>
+      <w:pPr>
+        <w:ind w:left="2869" w:hanging="360"/>
+      </w:pPr>
+      <w:rPr>
+        <w:rFonts w:ascii="Wingdings" w:hAnsi="Wingdings" w:hint="default"/>
+      </w:rPr>
+    </w:lvl>
+    <w:lvl w:ilvl="3" w:tplc="240A0001" w:tentative="1">
+      <w:start w:val="1"/>
+      <w:numFmt w:val="bullet"/>
+      <w:lvlText w:val=""/>
+      <w:lvlJc w:val="left"/>
+      <w:pPr>
+        <w:ind w:left="3589" w:hanging="360"/>
+      </w:pPr>
+      <w:rPr>
+        <w:rFonts w:ascii="Symbol" w:hAnsi="Symbol" w:hint="default"/>
+      </w:rPr>
+    </w:lvl>
+    <w:lvl w:ilvl="4" w:tplc="240A0003" w:tentative="1">
+      <w:start w:val="1"/>
+      <w:numFmt w:val="bullet"/>
+      <w:lvlText w:val="o"/>
+      <w:lvlJc w:val="left"/>
+      <w:pPr>
+        <w:ind w:left="4309" w:hanging="360"/>
+      </w:pPr>
+      <w:rPr>
+        <w:rFonts w:ascii="Courier New" w:hAnsi="Courier New" w:cs="Courier New" w:hint="default"/>
+      </w:rPr>
+    </w:lvl>
+    <w:lvl w:ilvl="5" w:tplc="240A0005" w:tentative="1">
+      <w:start w:val="1"/>
+      <w:numFmt w:val="bullet"/>
+      <w:lvlText w:val=""/>
+      <w:lvlJc w:val="left"/>
+      <w:pPr>
+        <w:ind w:left="5029" w:hanging="360"/>
+      </w:pPr>
+      <w:rPr>
+        <w:rFonts w:ascii="Wingdings" w:hAnsi="Wingdings" w:hint="default"/>
+      </w:rPr>
+    </w:lvl>
+    <w:lvl w:ilvl="6" w:tplc="240A0001" w:tentative="1">
+      <w:start w:val="1"/>
+      <w:numFmt w:val="bullet"/>
+      <w:lvlText w:val=""/>
+      <w:lvlJc w:val="left"/>
+      <w:pPr>
+        <w:ind w:left="5749" w:hanging="360"/>
+      </w:pPr>
+      <w:rPr>
+        <w:rFonts w:ascii="Symbol" w:hAnsi="Symbol" w:hint="default"/>
+      </w:rPr>
+    </w:lvl>
+    <w:lvl w:ilvl="7" w:tplc="240A0003" w:tentative="1">
+      <w:start w:val="1"/>
+      <w:numFmt w:val="bullet"/>
+      <w:lvlText w:val="o"/>
+      <w:lvlJc w:val="left"/>
+      <w:pPr>
+        <w:ind w:left="6469" w:hanging="360"/>
+      </w:pPr>
+      <w:rPr>
+        <w:rFonts w:ascii="Courier New" w:hAnsi="Courier New" w:cs="Courier New" w:hint="default"/>
+      </w:rPr>
+    </w:lvl>
+    <w:lvl w:ilvl="8" w:tplc="240A0005" w:tentative="1">
+      <w:start w:val="1"/>
+      <w:numFmt w:val="bullet"/>
+      <w:lvlText w:val=""/>
+      <w:lvlJc w:val="left"/>
+      <w:pPr>
+        <w:ind w:left="7189" w:hanging="360"/>
+      </w:pPr>
+      <w:rPr>
+        <w:rFonts w:ascii="Wingdings" w:hAnsi="Wingdings" w:hint="default"/>
+      </w:rPr>
+    </w:lvl>
+  </w:abstractNum>
+  <w:abstractNum w:abstractNumId="5" w15:restartNumberingAfterBreak="0">
     <w:nsid w:val="108A29BC"/>
     <w:multiLevelType w:val="hybridMultilevel"/>
     <w:tmpl w:val="8E62BDE6"/>
@@ -12640,7 +12476,7 @@
       </w:rPr>
     </w:lvl>
   </w:abstractNum>
-  <w:abstractNum w:abstractNumId="5" w15:restartNumberingAfterBreak="0">
+  <w:abstractNum w:abstractNumId="6" w15:restartNumberingAfterBreak="0">
     <w:nsid w:val="10C47580"/>
     <w:multiLevelType w:val="hybridMultilevel"/>
     <w:tmpl w:val="8BD4AD4A"/>
@@ -12729,10 +12565,10 @@
       </w:pPr>
     </w:lvl>
   </w:abstractNum>
-  <w:abstractNum w:abstractNumId="6" w15:restartNumberingAfterBreak="0">
+  <w:abstractNum w:abstractNumId="7" w15:restartNumberingAfterBreak="0">
     <w:nsid w:val="121C68D0"/>
     <w:multiLevelType w:val="hybridMultilevel"/>
-    <w:tmpl w:val="A81244C8"/>
+    <w:tmpl w:val="6B5C2CA2"/>
     <w:lvl w:ilvl="0" w:tplc="240A0001">
       <w:start w:val="1"/>
       <w:numFmt w:val="bullet"/>
@@ -12842,7 +12678,7 @@
       </w:rPr>
     </w:lvl>
   </w:abstractNum>
-  <w:abstractNum w:abstractNumId="7" w15:restartNumberingAfterBreak="0">
+  <w:abstractNum w:abstractNumId="8" w15:restartNumberingAfterBreak="0">
     <w:nsid w:val="131378A7"/>
     <w:multiLevelType w:val="hybridMultilevel"/>
     <w:tmpl w:val="31AACFA4"/>
@@ -12955,7 +12791,7 @@
       </w:rPr>
     </w:lvl>
   </w:abstractNum>
-  <w:abstractNum w:abstractNumId="8" w15:restartNumberingAfterBreak="0">
+  <w:abstractNum w:abstractNumId="9" w15:restartNumberingAfterBreak="0">
     <w:nsid w:val="14FA76D1"/>
     <w:multiLevelType w:val="hybridMultilevel"/>
     <w:tmpl w:val="ED3EEE5E"/>
@@ -13068,7 +12904,7 @@
       </w:rPr>
     </w:lvl>
   </w:abstractNum>
-  <w:abstractNum w:abstractNumId="9" w15:restartNumberingAfterBreak="0">
+  <w:abstractNum w:abstractNumId="10" w15:restartNumberingAfterBreak="0">
     <w:nsid w:val="155479DE"/>
     <w:multiLevelType w:val="hybridMultilevel"/>
     <w:tmpl w:val="1A12A49E"/>
@@ -13181,7 +13017,7 @@
       </w:rPr>
     </w:lvl>
   </w:abstractNum>
-  <w:abstractNum w:abstractNumId="10" w15:restartNumberingAfterBreak="0">
+  <w:abstractNum w:abstractNumId="11" w15:restartNumberingAfterBreak="0">
     <w:nsid w:val="15924242"/>
     <w:multiLevelType w:val="hybridMultilevel"/>
     <w:tmpl w:val="287EDCB0"/>
@@ -13294,7 +13130,7 @@
       </w:rPr>
     </w:lvl>
   </w:abstractNum>
-  <w:abstractNum w:abstractNumId="11" w15:restartNumberingAfterBreak="0">
+  <w:abstractNum w:abstractNumId="12" w15:restartNumberingAfterBreak="0">
     <w:nsid w:val="207D013F"/>
     <w:multiLevelType w:val="hybridMultilevel"/>
     <w:tmpl w:val="260037E6"/>
@@ -13380,7 +13216,7 @@
       </w:pPr>
     </w:lvl>
   </w:abstractNum>
-  <w:abstractNum w:abstractNumId="12" w15:restartNumberingAfterBreak="0">
+  <w:abstractNum w:abstractNumId="13" w15:restartNumberingAfterBreak="0">
     <w:nsid w:val="24AB64EC"/>
     <w:multiLevelType w:val="hybridMultilevel"/>
     <w:tmpl w:val="F5683C80"/>
@@ -13493,7 +13329,7 @@
       </w:rPr>
     </w:lvl>
   </w:abstractNum>
-  <w:abstractNum w:abstractNumId="13" w15:restartNumberingAfterBreak="0">
+  <w:abstractNum w:abstractNumId="14" w15:restartNumberingAfterBreak="0">
     <w:nsid w:val="25560774"/>
     <w:multiLevelType w:val="hybridMultilevel"/>
     <w:tmpl w:val="1B644B02"/>
@@ -13579,7 +13415,7 @@
       </w:pPr>
     </w:lvl>
   </w:abstractNum>
-  <w:abstractNum w:abstractNumId="14" w15:restartNumberingAfterBreak="0">
+  <w:abstractNum w:abstractNumId="15" w15:restartNumberingAfterBreak="0">
     <w:nsid w:val="2AE41CD4"/>
     <w:multiLevelType w:val="hybridMultilevel"/>
     <w:tmpl w:val="5AD89AE4"/>
@@ -13692,7 +13528,7 @@
       </w:rPr>
     </w:lvl>
   </w:abstractNum>
-  <w:abstractNum w:abstractNumId="15" w15:restartNumberingAfterBreak="0">
+  <w:abstractNum w:abstractNumId="16" w15:restartNumberingAfterBreak="0">
     <w:nsid w:val="32BD38A8"/>
     <w:multiLevelType w:val="hybridMultilevel"/>
     <w:tmpl w:val="5CC42A2E"/>
@@ -13778,7 +13614,7 @@
       </w:pPr>
     </w:lvl>
   </w:abstractNum>
-  <w:abstractNum w:abstractNumId="16" w15:restartNumberingAfterBreak="0">
+  <w:abstractNum w:abstractNumId="17" w15:restartNumberingAfterBreak="0">
     <w:nsid w:val="35117DBF"/>
     <w:multiLevelType w:val="hybridMultilevel"/>
     <w:tmpl w:val="8A041B54"/>
@@ -13891,7 +13727,7 @@
       </w:rPr>
     </w:lvl>
   </w:abstractNum>
-  <w:abstractNum w:abstractNumId="17" w15:restartNumberingAfterBreak="0">
+  <w:abstractNum w:abstractNumId="18" w15:restartNumberingAfterBreak="0">
     <w:nsid w:val="368E176E"/>
     <w:multiLevelType w:val="hybridMultilevel"/>
     <w:tmpl w:val="1132056C"/>
@@ -13985,7 +13821,7 @@
       </w:pPr>
     </w:lvl>
   </w:abstractNum>
-  <w:abstractNum w:abstractNumId="18" w15:restartNumberingAfterBreak="0">
+  <w:abstractNum w:abstractNumId="19" w15:restartNumberingAfterBreak="0">
     <w:nsid w:val="37C66168"/>
     <w:multiLevelType w:val="hybridMultilevel"/>
     <w:tmpl w:val="3BCC4F9A"/>
@@ -14098,7 +13934,7 @@
       </w:rPr>
     </w:lvl>
   </w:abstractNum>
-  <w:abstractNum w:abstractNumId="19" w15:restartNumberingAfterBreak="0">
+  <w:abstractNum w:abstractNumId="20" w15:restartNumberingAfterBreak="0">
     <w:nsid w:val="3D1A3BDC"/>
     <w:multiLevelType w:val="hybridMultilevel"/>
     <w:tmpl w:val="8BA48732"/>
@@ -14211,7 +14047,7 @@
       </w:rPr>
     </w:lvl>
   </w:abstractNum>
-  <w:abstractNum w:abstractNumId="20" w15:restartNumberingAfterBreak="0">
+  <w:abstractNum w:abstractNumId="21" w15:restartNumberingAfterBreak="0">
     <w:nsid w:val="472E7AA9"/>
     <w:multiLevelType w:val="hybridMultilevel"/>
     <w:tmpl w:val="E0D27BBA"/>
@@ -14324,7 +14160,7 @@
       </w:rPr>
     </w:lvl>
   </w:abstractNum>
-  <w:abstractNum w:abstractNumId="21" w15:restartNumberingAfterBreak="0">
+  <w:abstractNum w:abstractNumId="22" w15:restartNumberingAfterBreak="0">
     <w:nsid w:val="4C37268A"/>
     <w:multiLevelType w:val="hybridMultilevel"/>
     <w:tmpl w:val="599C2EEE"/>
@@ -14437,7 +14273,7 @@
       </w:rPr>
     </w:lvl>
   </w:abstractNum>
-  <w:abstractNum w:abstractNumId="22" w15:restartNumberingAfterBreak="0">
+  <w:abstractNum w:abstractNumId="23" w15:restartNumberingAfterBreak="0">
     <w:nsid w:val="4EBE1EF6"/>
     <w:multiLevelType w:val="hybridMultilevel"/>
     <w:tmpl w:val="F6A60586"/>
@@ -14530,7 +14366,7 @@
       </w:pPr>
     </w:lvl>
   </w:abstractNum>
-  <w:abstractNum w:abstractNumId="23" w15:restartNumberingAfterBreak="0">
+  <w:abstractNum w:abstractNumId="24" w15:restartNumberingAfterBreak="0">
     <w:nsid w:val="553D5B20"/>
     <w:multiLevelType w:val="hybridMultilevel"/>
     <w:tmpl w:val="5B646840"/>
@@ -14643,7 +14479,7 @@
       </w:rPr>
     </w:lvl>
   </w:abstractNum>
-  <w:abstractNum w:abstractNumId="24" w15:restartNumberingAfterBreak="0">
+  <w:abstractNum w:abstractNumId="25" w15:restartNumberingAfterBreak="0">
     <w:nsid w:val="578854F1"/>
     <w:multiLevelType w:val="hybridMultilevel"/>
     <w:tmpl w:val="F2821584"/>
@@ -14756,10 +14592,10 @@
       </w:rPr>
     </w:lvl>
   </w:abstractNum>
-  <w:abstractNum w:abstractNumId="25" w15:restartNumberingAfterBreak="0">
+  <w:abstractNum w:abstractNumId="26" w15:restartNumberingAfterBreak="0">
     <w:nsid w:val="61925B1D"/>
     <w:multiLevelType w:val="hybridMultilevel"/>
-    <w:tmpl w:val="78DE7140"/>
+    <w:tmpl w:val="B17EC280"/>
     <w:lvl w:ilvl="0" w:tplc="240A0001">
       <w:start w:val="1"/>
       <w:numFmt w:val="bullet"/>
@@ -14869,7 +14705,7 @@
       </w:rPr>
     </w:lvl>
   </w:abstractNum>
-  <w:abstractNum w:abstractNumId="26" w15:restartNumberingAfterBreak="0">
+  <w:abstractNum w:abstractNumId="27" w15:restartNumberingAfterBreak="0">
     <w:nsid w:val="657B7F6C"/>
     <w:multiLevelType w:val="hybridMultilevel"/>
     <w:tmpl w:val="31E6C1D4"/>
@@ -14955,7 +14791,7 @@
       </w:pPr>
     </w:lvl>
   </w:abstractNum>
-  <w:abstractNum w:abstractNumId="27" w15:restartNumberingAfterBreak="0">
+  <w:abstractNum w:abstractNumId="28" w15:restartNumberingAfterBreak="0">
     <w:nsid w:val="69C16E6C"/>
     <w:multiLevelType w:val="hybridMultilevel"/>
     <w:tmpl w:val="FDF2F95C"/>
@@ -15068,7 +14904,7 @@
       </w:rPr>
     </w:lvl>
   </w:abstractNum>
-  <w:abstractNum w:abstractNumId="28" w15:restartNumberingAfterBreak="0">
+  <w:abstractNum w:abstractNumId="29" w15:restartNumberingAfterBreak="0">
     <w:nsid w:val="6C875843"/>
     <w:multiLevelType w:val="hybridMultilevel"/>
     <w:tmpl w:val="B1906516"/>
@@ -15181,10 +15017,10 @@
       </w:rPr>
     </w:lvl>
   </w:abstractNum>
-  <w:abstractNum w:abstractNumId="29" w15:restartNumberingAfterBreak="0">
+  <w:abstractNum w:abstractNumId="30" w15:restartNumberingAfterBreak="0">
     <w:nsid w:val="6E521AD4"/>
     <w:multiLevelType w:val="hybridMultilevel"/>
-    <w:tmpl w:val="969C6B2C"/>
+    <w:tmpl w:val="4D008066"/>
     <w:lvl w:ilvl="0" w:tplc="240A0001">
       <w:start w:val="1"/>
       <w:numFmt w:val="bullet"/>
@@ -15294,7 +15130,7 @@
       </w:rPr>
     </w:lvl>
   </w:abstractNum>
-  <w:abstractNum w:abstractNumId="30" w15:restartNumberingAfterBreak="0">
+  <w:abstractNum w:abstractNumId="31" w15:restartNumberingAfterBreak="0">
     <w:nsid w:val="6F8517C7"/>
     <w:multiLevelType w:val="hybridMultilevel"/>
     <w:tmpl w:val="B764269E"/>
@@ -15380,7 +15216,7 @@
       </w:pPr>
     </w:lvl>
   </w:abstractNum>
-  <w:abstractNum w:abstractNumId="31" w15:restartNumberingAfterBreak="0">
+  <w:abstractNum w:abstractNumId="32" w15:restartNumberingAfterBreak="0">
     <w:nsid w:val="743558E5"/>
     <w:multiLevelType w:val="hybridMultilevel"/>
     <w:tmpl w:val="B8B478B8"/>
@@ -15472,7 +15308,7 @@
       </w:pPr>
     </w:lvl>
   </w:abstractNum>
-  <w:abstractNum w:abstractNumId="32" w15:restartNumberingAfterBreak="0">
+  <w:abstractNum w:abstractNumId="33" w15:restartNumberingAfterBreak="0">
     <w:nsid w:val="74F70A11"/>
     <w:multiLevelType w:val="hybridMultilevel"/>
     <w:tmpl w:val="0FA0F44C"/>
@@ -15585,7 +15421,7 @@
       </w:rPr>
     </w:lvl>
   </w:abstractNum>
-  <w:abstractNum w:abstractNumId="33" w15:restartNumberingAfterBreak="0">
+  <w:abstractNum w:abstractNumId="34" w15:restartNumberingAfterBreak="0">
     <w:nsid w:val="76AC6FDC"/>
     <w:multiLevelType w:val="hybridMultilevel"/>
     <w:tmpl w:val="1E1EEA3E"/>
@@ -15671,7 +15507,7 @@
       </w:pPr>
     </w:lvl>
   </w:abstractNum>
-  <w:abstractNum w:abstractNumId="34" w15:restartNumberingAfterBreak="0">
+  <w:abstractNum w:abstractNumId="35" w15:restartNumberingAfterBreak="0">
     <w:nsid w:val="77FF3BF9"/>
     <w:multiLevelType w:val="hybridMultilevel"/>
     <w:tmpl w:val="FEF832F0"/>
@@ -15758,7 +15594,7 @@
       </w:pPr>
     </w:lvl>
   </w:abstractNum>
-  <w:abstractNum w:abstractNumId="35" w15:restartNumberingAfterBreak="0">
+  <w:abstractNum w:abstractNumId="36" w15:restartNumberingAfterBreak="0">
     <w:nsid w:val="78C330D5"/>
     <w:multiLevelType w:val="hybridMultilevel"/>
     <w:tmpl w:val="1A22DD72"/>
@@ -15871,7 +15707,7 @@
       </w:rPr>
     </w:lvl>
   </w:abstractNum>
-  <w:abstractNum w:abstractNumId="36" w15:restartNumberingAfterBreak="0">
+  <w:abstractNum w:abstractNumId="37" w15:restartNumberingAfterBreak="0">
     <w:nsid w:val="7C161D1C"/>
     <w:multiLevelType w:val="multilevel"/>
     <w:tmpl w:val="E012A62A"/>
@@ -15958,7 +15794,7 @@
       </w:pPr>
     </w:lvl>
   </w:abstractNum>
-  <w:abstractNum w:abstractNumId="37" w15:restartNumberingAfterBreak="0">
+  <w:abstractNum w:abstractNumId="38" w15:restartNumberingAfterBreak="0">
     <w:nsid w:val="7DD35CEE"/>
     <w:multiLevelType w:val="hybridMultilevel"/>
     <w:tmpl w:val="3A4A864C"/>
@@ -16045,118 +15881,121 @@
     </w:lvl>
   </w:abstractNum>
   <w:num w:numId="1">
-    <w:abstractNumId w:val="36"/>
+    <w:abstractNumId w:val="37"/>
   </w:num>
   <w:num w:numId="2">
     <w:abstractNumId w:val="0"/>
   </w:num>
   <w:num w:numId="3">
-    <w:abstractNumId w:val="22"/>
+    <w:abstractNumId w:val="23"/>
   </w:num>
   <w:num w:numId="4">
+    <w:abstractNumId w:val="18"/>
+  </w:num>
+  <w:num w:numId="5">
+    <w:abstractNumId w:val="35"/>
+  </w:num>
+  <w:num w:numId="6">
+    <w:abstractNumId w:val="32"/>
+  </w:num>
+  <w:num w:numId="7">
+    <w:abstractNumId w:val="36"/>
+  </w:num>
+  <w:num w:numId="8">
+    <w:abstractNumId w:val="8"/>
+  </w:num>
+  <w:num w:numId="9">
+    <w:abstractNumId w:val="10"/>
+  </w:num>
+  <w:num w:numId="10">
+    <w:abstractNumId w:val="20"/>
+  </w:num>
+  <w:num w:numId="11">
+    <w:abstractNumId w:val="29"/>
+  </w:num>
+  <w:num w:numId="12">
+    <w:abstractNumId w:val="24"/>
+  </w:num>
+  <w:num w:numId="13">
     <w:abstractNumId w:val="17"/>
   </w:num>
-  <w:num w:numId="5">
-    <w:abstractNumId w:val="34"/>
-  </w:num>
-  <w:num w:numId="6">
-    <w:abstractNumId w:val="31"/>
-  </w:num>
-  <w:num w:numId="7">
-    <w:abstractNumId w:val="35"/>
-  </w:num>
-  <w:num w:numId="8">
-    <w:abstractNumId w:val="7"/>
-  </w:num>
-  <w:num w:numId="9">
-    <w:abstractNumId w:val="9"/>
-  </w:num>
-  <w:num w:numId="10">
-    <w:abstractNumId w:val="19"/>
-  </w:num>
-  <w:num w:numId="11">
-    <w:abstractNumId w:val="28"/>
-  </w:num>
-  <w:num w:numId="12">
-    <w:abstractNumId w:val="23"/>
-  </w:num>
-  <w:num w:numId="13">
-    <w:abstractNumId w:val="16"/>
-  </w:num>
   <w:num w:numId="14">
-    <w:abstractNumId w:val="12"/>
+    <w:abstractNumId w:val="13"/>
   </w:num>
   <w:num w:numId="15">
     <w:abstractNumId w:val="1"/>
   </w:num>
   <w:num w:numId="16">
-    <w:abstractNumId w:val="29"/>
+    <w:abstractNumId w:val="30"/>
   </w:num>
   <w:num w:numId="17">
-    <w:abstractNumId w:val="5"/>
+    <w:abstractNumId w:val="6"/>
   </w:num>
   <w:num w:numId="18">
-    <w:abstractNumId w:val="33"/>
+    <w:abstractNumId w:val="34"/>
   </w:num>
   <w:num w:numId="19">
-    <w:abstractNumId w:val="8"/>
+    <w:abstractNumId w:val="9"/>
   </w:num>
   <w:num w:numId="20">
-    <w:abstractNumId w:val="6"/>
+    <w:abstractNumId w:val="7"/>
   </w:num>
   <w:num w:numId="21">
-    <w:abstractNumId w:val="37"/>
+    <w:abstractNumId w:val="38"/>
   </w:num>
   <w:num w:numId="22">
-    <w:abstractNumId w:val="14"/>
+    <w:abstractNumId w:val="15"/>
   </w:num>
   <w:num w:numId="23">
-    <w:abstractNumId w:val="21"/>
+    <w:abstractNumId w:val="22"/>
   </w:num>
   <w:num w:numId="24">
-    <w:abstractNumId w:val="27"/>
+    <w:abstractNumId w:val="28"/>
   </w:num>
   <w:num w:numId="25">
     <w:abstractNumId w:val="2"/>
   </w:num>
   <w:num w:numId="26">
-    <w:abstractNumId w:val="26"/>
+    <w:abstractNumId w:val="27"/>
   </w:num>
   <w:num w:numId="27">
-    <w:abstractNumId w:val="20"/>
+    <w:abstractNumId w:val="21"/>
   </w:num>
   <w:num w:numId="28">
-    <w:abstractNumId w:val="18"/>
+    <w:abstractNumId w:val="19"/>
   </w:num>
   <w:num w:numId="29">
-    <w:abstractNumId w:val="32"/>
+    <w:abstractNumId w:val="33"/>
   </w:num>
   <w:num w:numId="30">
-    <w:abstractNumId w:val="15"/>
+    <w:abstractNumId w:val="16"/>
   </w:num>
   <w:num w:numId="31">
-    <w:abstractNumId w:val="25"/>
+    <w:abstractNumId w:val="26"/>
   </w:num>
   <w:num w:numId="32">
     <w:abstractNumId w:val="3"/>
   </w:num>
   <w:num w:numId="33">
-    <w:abstractNumId w:val="13"/>
+    <w:abstractNumId w:val="14"/>
   </w:num>
   <w:num w:numId="34">
+    <w:abstractNumId w:val="12"/>
+  </w:num>
+  <w:num w:numId="35">
     <w:abstractNumId w:val="11"/>
   </w:num>
-  <w:num w:numId="35">
-    <w:abstractNumId w:val="10"/>
-  </w:num>
   <w:num w:numId="36">
-    <w:abstractNumId w:val="4"/>
+    <w:abstractNumId w:val="5"/>
   </w:num>
   <w:num w:numId="37">
-    <w:abstractNumId w:val="24"/>
+    <w:abstractNumId w:val="25"/>
   </w:num>
   <w:num w:numId="38">
-    <w:abstractNumId w:val="30"/>
+    <w:abstractNumId w:val="31"/>
+  </w:num>
+  <w:num w:numId="39">
+    <w:abstractNumId w:val="4"/>
   </w:num>
   <w:numIdMacAtCleanup w:val="32"/>
 </w:numbering>
@@ -17659,6 +17498,20 @@
       <w:lang w:eastAsia="es-CO"/>
     </w:rPr>
   </w:style>
+  <w:style w:type="paragraph" w:customStyle="1" w:styleId="Normal0">
+    <w:name w:val="Normal0"/>
+    <w:qFormat/>
+    <w:rsid w:val="00943131"/>
+    <w:pPr>
+      <w:spacing w:line="276" w:lineRule="auto"/>
+    </w:pPr>
+    <w:rPr>
+      <w:rFonts w:ascii="Arial" w:eastAsia="Arial" w:hAnsi="Arial" w:cs="Arial"/>
+      <w:sz w:val="22"/>
+      <w:szCs w:val="22"/>
+      <w:lang w:eastAsia="ja-JP"/>
+    </w:rPr>
+  </w:style>
 </w:styles>
 </file>
 
@@ -17958,30 +17811,6 @@
 </file>
 
 <file path=customXml/item1.xml><?xml version="1.0" encoding="utf-8"?>
-<?mso-contentType ?>
-<FormTemplates xmlns="http://schemas.microsoft.com/sharepoint/v3/contenttype/forms">
-  <Display>DocumentLibraryForm</Display>
-  <Edit>DocumentLibraryForm</Edit>
-  <New>DocumentLibraryForm</New>
-</FormTemplates>
-</file>
-
-<file path=customXml/item2.xml><?xml version="1.0" encoding="utf-8"?>
-<p:properties xmlns:p="http://schemas.microsoft.com/office/2006/metadata/properties" xmlns:xsi="http://www.w3.org/2001/XMLSchema-instance" xmlns:pc="http://schemas.microsoft.com/office/infopath/2007/PartnerControls">
-  <documentManagement>
-    <TaxCatchAll xmlns="13c90a0b-73bc-4dc0-be5f-28d77b615beb" xsi:nil="true"/>
-    <lcf76f155ced4ddcb4097134ff3c332f xmlns="13c93bba-48ce-428c-bfe5-88b42c19b028">
-      <Terms xmlns="http://schemas.microsoft.com/office/infopath/2007/PartnerControls"/>
-    </lcf76f155ced4ddcb4097134ff3c332f>
-  </documentManagement>
-</p:properties>
-</file>
-
-<file path=customXml/item3.xml><?xml version="1.0" encoding="utf-8"?>
-<b:Sources xmlns:b="http://schemas.openxmlformats.org/officeDocument/2006/bibliography" xmlns="http://schemas.openxmlformats.org/officeDocument/2006/bibliography" SelectedStyle="\APASixthEditionOfficeOnline.xsl" StyleName="APA" Version="6"/>
-</file>
-
-<file path=customXml/item4.xml><?xml version="1.0" encoding="utf-8"?>
 <ct:contentTypeSchema xmlns:ct="http://schemas.microsoft.com/office/2006/metadata/contentType" xmlns:ma="http://schemas.microsoft.com/office/2006/metadata/properties/metaAttributes" ct:_="" ma:_="" ma:contentTypeName="Documento" ma:contentTypeID="0x0101006A81D6BD42E8DF4C91013959704817E1" ma:contentTypeVersion="15" ma:contentTypeDescription="Crear nuevo documento." ma:contentTypeScope="" ma:versionID="bf4f72ffd194f0963ff564daca6869f7">
   <xsd:schema xmlns:xsd="http://www.w3.org/2001/XMLSchema" xmlns:xs="http://www.w3.org/2001/XMLSchema" xmlns:p="http://schemas.microsoft.com/office/2006/metadata/properties" xmlns:ns2="13c90a0b-73bc-4dc0-be5f-28d77b615beb" xmlns:ns3="13c93bba-48ce-428c-bfe5-88b42c19b028" targetNamespace="http://schemas.microsoft.com/office/2006/metadata/properties" ma:root="true" ma:fieldsID="8718d6f4873a5b1392a45044efa78385" ns2:_="" ns3:_="">
     <xsd:import namespace="13c90a0b-73bc-4dc0-be5f-28d77b615beb"/>
@@ -18216,34 +18045,31 @@
 </ct:contentTypeSchema>
 </file>
 
-<file path=customXml/itemProps1.xml><?xml version="1.0" encoding="utf-8"?>
-<ds:datastoreItem xmlns:ds="http://schemas.openxmlformats.org/officeDocument/2006/customXml" ds:itemID="{DBA27680-D450-4F07-A2FA-35F3246C1112}">
-  <ds:schemaRefs>
-    <ds:schemaRef ds:uri="http://schemas.microsoft.com/sharepoint/v3/contenttype/forms"/>
-  </ds:schemaRefs>
-</ds:datastoreItem>
+<file path=customXml/item2.xml><?xml version="1.0" encoding="utf-8"?>
+<?mso-contentType ?>
+<FormTemplates xmlns="http://schemas.microsoft.com/sharepoint/v3/contenttype/forms">
+  <Display>DocumentLibraryForm</Display>
+  <Edit>DocumentLibraryForm</Edit>
+  <New>DocumentLibraryForm</New>
+</FormTemplates>
 </file>
 
-<file path=customXml/itemProps2.xml><?xml version="1.0" encoding="utf-8"?>
-<ds:datastoreItem xmlns:ds="http://schemas.openxmlformats.org/officeDocument/2006/customXml" ds:itemID="{624E9F60-0C9F-412A-A057-AB0D9093E6D5}">
-  <ds:schemaRefs>
-    <ds:schemaRef ds:uri="http://schemas.microsoft.com/office/2006/metadata/properties"/>
-    <ds:schemaRef ds:uri="http://schemas.microsoft.com/office/infopath/2007/PartnerControls"/>
-    <ds:schemaRef ds:uri="13c90a0b-73bc-4dc0-be5f-28d77b615beb"/>
-    <ds:schemaRef ds:uri="13c93bba-48ce-428c-bfe5-88b42c19b028"/>
-  </ds:schemaRefs>
-</ds:datastoreItem>
+<file path=customXml/item3.xml><?xml version="1.0" encoding="utf-8"?>
+<p:properties xmlns:p="http://schemas.microsoft.com/office/2006/metadata/properties" xmlns:xsi="http://www.w3.org/2001/XMLSchema-instance" xmlns:pc="http://schemas.microsoft.com/office/infopath/2007/PartnerControls">
+  <documentManagement>
+    <TaxCatchAll xmlns="13c90a0b-73bc-4dc0-be5f-28d77b615beb" xsi:nil="true"/>
+    <lcf76f155ced4ddcb4097134ff3c332f xmlns="13c93bba-48ce-428c-bfe5-88b42c19b028">
+      <Terms xmlns="http://schemas.microsoft.com/office/infopath/2007/PartnerControls"/>
+    </lcf76f155ced4ddcb4097134ff3c332f>
+  </documentManagement>
+</p:properties>
 </file>
 
-<file path=customXml/itemProps3.xml><?xml version="1.0" encoding="utf-8"?>
-<ds:datastoreItem xmlns:ds="http://schemas.openxmlformats.org/officeDocument/2006/customXml" ds:itemID="{FA42AD28-0559-4F2D-A869-1A856585DCC9}">
-  <ds:schemaRefs>
-    <ds:schemaRef ds:uri="http://schemas.openxmlformats.org/officeDocument/2006/bibliography"/>
-  </ds:schemaRefs>
-</ds:datastoreItem>
+<file path=customXml/item4.xml><?xml version="1.0" encoding="utf-8"?>
+<b:Sources xmlns:b="http://schemas.openxmlformats.org/officeDocument/2006/bibliography" xmlns="http://schemas.openxmlformats.org/officeDocument/2006/bibliography" SelectedStyle="\APASixthEditionOfficeOnline.xsl" StyleName="APA" Version="6"/>
 </file>
 
-<file path=customXml/itemProps4.xml><?xml version="1.0" encoding="utf-8"?>
+<file path=customXml/itemProps1.xml><?xml version="1.0" encoding="utf-8"?>
 <ds:datastoreItem xmlns:ds="http://schemas.openxmlformats.org/officeDocument/2006/customXml" ds:itemID="{1D8D116D-27D7-47B1-B2A1-1CEF7FEF33CA}">
   <ds:schemaRefs>
     <ds:schemaRef ds:uri="http://schemas.microsoft.com/office/2006/metadata/contentType"/>
@@ -18260,4 +18086,31 @@
     <ds:schemaRef ds:uri="http://schemas.microsoft.com/internal/obd"/>
   </ds:schemaRefs>
 </ds:datastoreItem>
+</file>
+
+<file path=customXml/itemProps2.xml><?xml version="1.0" encoding="utf-8"?>
+<ds:datastoreItem xmlns:ds="http://schemas.openxmlformats.org/officeDocument/2006/customXml" ds:itemID="{DBA27680-D450-4F07-A2FA-35F3246C1112}">
+  <ds:schemaRefs>
+    <ds:schemaRef ds:uri="http://schemas.microsoft.com/sharepoint/v3/contenttype/forms"/>
+  </ds:schemaRefs>
+</ds:datastoreItem>
+</file>
+
+<file path=customXml/itemProps3.xml><?xml version="1.0" encoding="utf-8"?>
+<ds:datastoreItem xmlns:ds="http://schemas.openxmlformats.org/officeDocument/2006/customXml" ds:itemID="{624E9F60-0C9F-412A-A057-AB0D9093E6D5}">
+  <ds:schemaRefs>
+    <ds:schemaRef ds:uri="http://schemas.microsoft.com/office/2006/metadata/properties"/>
+    <ds:schemaRef ds:uri="http://schemas.microsoft.com/office/infopath/2007/PartnerControls"/>
+    <ds:schemaRef ds:uri="13c90a0b-73bc-4dc0-be5f-28d77b615beb"/>
+    <ds:schemaRef ds:uri="13c93bba-48ce-428c-bfe5-88b42c19b028"/>
+  </ds:schemaRefs>
+</ds:datastoreItem>
+</file>
+
+<file path=customXml/itemProps4.xml><?xml version="1.0" encoding="utf-8"?>
+<ds:datastoreItem xmlns:ds="http://schemas.openxmlformats.org/officeDocument/2006/customXml" ds:itemID="{FA42AD28-0559-4F2D-A869-1A856585DCC9}">
+  <ds:schemaRefs>
+    <ds:schemaRef ds:uri="http://schemas.openxmlformats.org/officeDocument/2006/bibliography"/>
+  </ds:schemaRefs>
+</ds:datastoreItem>
 </file>